--- a/paper/q1/Manuscript_Q1_Revised.docx
+++ b/paper/q1/Manuscript_Q1_Revised.docx
@@ -264,7 +264,7 @@
         </w:numPr>
       </w:pPr>
       <w:r>
-        <w:t xml:space="preserve">It matches two-stage inversion; flexible composition models fail on new binders.</w:t>
+        <w:t xml:space="preserve">No detectable gain over two-stage inversion; flexible maps fail on new binders.</w:t>
       </w:r>
     </w:p>
     <w:p>
@@ -306,7 +306,7 @@
         <w:pStyle w:val="FirstParagraph"/>
       </w:pPr>
       <w:r>
-        <w:t xml:space="preserve">Gravimetric drying tests give the average saturation of concrete specimens, from which moisture transport parameters are usually identified mix by mix. We examine what can be learned across mixes and which modelling choices make the result trustworthy. A vapour–capillary diffusion model of the actual disc specimens was fitted to 932 drying measurements of 20 plain, binary and ternary concretes from a published database, after correcting a time offset between duplicated digitised series. Profile likelihoods showed that only two parameters per mix are identifiable: the reference diffusivity to within 0.03 decade and the intrinsic permeability to within 0.32 decade (median 95% intervals). A physics-embedded neural network (PENN), which maps composition to these parameters and is trained through tabulated solutions of the transport equation, predicted six withheld mixes with R² = 0.9931. Classical inversion followed by linear regression was equally accurate, and the two did not differ significantly in leave-one-mix-out or leave-one-binder-family-out validation. With a binder family withheld, flexible composition models failed for several mixes (lowest R² 0.20), whereas the linear physics-based models kept R² ≥ 0.962. End-to-end training was more robust when the training curves were short. Synthetic tests revealed that weight decay compressed the learned permeabilities; a linear map trained to convergence removed this bias. A physics-informed neural network fitted the curves but returned permeabilities about 1.1 decade too low, a consequence of its soft-constrained loss. Fixed constitutive constants shift the parameters by up to 0.4 decade without changing the ranking of the mixes.</w:t>
+        <w:t xml:space="preserve">Gravimetric drying tests give the average saturation of concrete specimens, from which moisture transport parameters are usually identified mix by mix. We examine what can be learned across mixes and which modelling choices make the result trustworthy. A vapour–capillary diffusion model of the actual disc specimens was fitted to 932 drying measurements of 20 plain, binary and ternary concretes from a published database, after correcting a time offset between duplicated digitised series. Profile likelihoods showed that only two parameters per mix are identifiable: the reference diffusivity to within 0.05 decade and the intrinsic permeability to within 0.42 decade (median 95% intervals). A physics-embedded neural network (PENN), which maps composition to these parameters and is trained through tabulated solutions of the transport equation, predicted six withheld mixes with R² = 0.9931. Classical inversion followed by linear regression gave similar accuracy (R² = 0.9934), with no statistically detectable difference in leave-one-mix-out or leave-one-binder-family-out validation. With a binder family withheld, flexible composition models failed for several mixes (lowest R² 0.20), whereas the linear physics-based models kept R² ≥ 0.962. End-to-end training was more robust when the training curves were short. Synthetic tests revealed that weight decay compressed the learned permeabilities; a linear map trained to convergence removed this bias. A physics-informed neural network fitted the curves but returned permeabilities about 1.1 decade too low, which diagnostic runs link to its soft-constrained loss. Fixed constitutive constants shift the parameters by up to 0.4 decade without changing the ranking of the mixes.</w:t>
       </w:r>
     </w:p>
     <w:p>
@@ -473,7 +473,7 @@
       </w:r>
     </w:p>
     <w:bookmarkEnd w:id="22"/>
-    <w:bookmarkStart w:id="29" w:name="experimental-database"/>
+    <w:bookmarkStart w:id="30" w:name="experimental-database"/>
     <w:p>
       <w:pPr>
         <w:pStyle w:val="Heading1"/>
@@ -496,14 +496,14 @@
         <w:pStyle w:val="FirstParagraph"/>
       </w:pPr>
       <w:r>
-        <w:t xml:space="preserve">The data come from the experimental programme of Zhuang et al. [8]. Concrete cylinders 100 mm in diameter and 150 mm high were cured sealed at 20 ± 2 °C and 95 ± 5% relative humidity. At the test age, discs 100 mm in diameter and 50 mm thick were cut from the centre of the cylinders, vacuum-saturated for 24 h and dried in an oven at 50 °C, following the conditioning procedure of ASTM C1585 [32]. The discs were weighed daily until the mass loss over 24 h fell below 0.1%, and the degree of saturation was plotted against drying time. The source reports drying curves at curing ages of 28 and 56 days [8]. The curves used here were digitised from the published figures;</w:t>
+        <w:t xml:space="preserve">The data come from the experimental programme of Zhuang et al. [8]. Concrete cylinders 100 mm in diameter and 150 mm high were cured sealed at 20 ± 2 °C and 95 ± 5% relative humidity. At the test age, discs 100 mm in diameter and 50 mm thick were cut from the centre of the cylinders, vacuum-saturated for 24 h and dried in an oven at 50 °C, following the conditioning procedure of ASTM C1585 [32]. The discs were weighed daily until the mass loss over 24 h fell below 0.1%, and the degree of saturation was plotted against drying time. The source reports drying curves at curing ages of 28 and 56 days [8] and notes that curing age changes the drying behaviour markedly. The curves used here were digitised from the published figures;</w:t>
       </w:r>
       <w:r>
         <w:t xml:space="preserve"> </w:t>
       </w:r>
       <w:commentRangeStart w:id="0"/>
       <w:r>
-        <w:t xml:space="preserve">the curing age of the digitised curves is not recorded in the data file, and the source does not state whether the lateral surface was sealed during drying.</w:t>
+        <w:t xml:space="preserve">the data file does not record their curing age, which is examined in Section 2.4, and the source does not state whether the lateral surface was sealed during drying.</w:t>
       </w:r>
       <w:commentRangeEnd w:id="0"/>
       <w:r>
@@ -3065,7 +3065,7 @@
       </w:tr>
     </w:tbl>
     <w:bookmarkEnd w:id="24"/>
-    <w:bookmarkStart w:id="28" w:name="reconstruction-of-the-drying-curves"/>
+    <w:bookmarkStart w:id="25" w:name="reconstruction-of-the-drying-curves"/>
     <w:p>
       <w:pPr>
         <w:pStyle w:val="Heading2"/>
@@ -3107,7 +3107,25 @@
         <w:pStyle w:val="BodyText"/>
       </w:pPr>
       <w:r>
-        <w:t xml:space="preserve">The w/b = 0.6 series could not be repaired. The long series of S20-0.6 and S40-0.6 are identical copies, the short series of F20S20-0.6 mixes two curves, and the offsets between the two series are erratic and of the wrong sign (Fig. 1c). The remaining w/b = 0.6 short series dry more slowly at early ages than the corresponding w/b = 0.5 curves, which is implausible, and a classical fit drives the permeability to the lower bound of its range. These mixes were excluded. The database used below contains 932 points for 20 mixes with w/b between 0.3 and 0.5. All steps are scripted, and the effect of the reconstruction choices on the results is quantified in Section 5.5.</w:t>
+        <w:t xml:space="preserve">The w/b = 0.6 series could not be repaired. The long series of S20-0.6 and S40-0.6 are identical copies, the short series of F20S20-0.6 mixes two curves, and the offsets between the two series are erratic and of the wrong sign (Fig. 1c). The remaining w/b = 0.6 short series dry more slowly at early ages than the corresponding w/b = 0.5 curves, which is implausible, and a classical fit drives the permeability to the lower bound of its range. These mixes were excluded. The reconstructed data file keeps their short series for reference but flags them, so it holds 1,001 points, of which the 69 flagged w/b = 0.6 points are never used. Every analysis in this paper uses the remaining 932 points of 20 mixes with w/b between 0.3 and 0.5. All steps are scripted, and the effect of the reconstruction choices on the results is quantified in Section 5.5.</w:t>
+      </w:r>
+    </w:p>
+    <w:bookmarkEnd w:id="25"/>
+    <w:bookmarkStart w:id="29" w:name="curing-age-of-the-digitised-curves"/>
+    <w:p>
+      <w:pPr>
+        <w:pStyle w:val="Heading2"/>
+      </w:pPr>
+      <w:r>
+        <w:t xml:space="preserve">2.4 Curing age of the digitised curves</w:t>
+      </w:r>
+    </w:p>
+    <w:p>
+      <w:pPr>
+        <w:pStyle w:val="FirstParagraph"/>
+      </w:pPr>
+      <w:r>
+        <w:t xml:space="preserve">Because curing age affects drying markedly, it matters which of the two published sets of curves was digitised. The source gives two quantitative statements that allow a check. After 28 days of curing, the time needed to dry the vacuum-saturated discs to 70% saturation is 1.5, 1.0, 0.8 and 0.6 days for w/b = 0.3, 0.4, 0.5 and 0.6, and the type and content of mineral admixture have little effect. After 56 days, both admixture and w/b have a large effect, with differences of 2–4 days between binders at the same w/b [8]. For the digitised curves, the time to 70% saturation obtained from the fitted disc model averages 1.60, 0.95 and 0.62 days for w/b = 0.3, 0.4 and 0.5. These values differ from the 28-day values by 0.11 day on average, and the spread between binders at a given w/b is at most 0.9 day. Both observations match the 28-day description and not the 56-day one. Had the time origin of the long series been used instead, the times would exceed the 28-day values by about one day (1.0 day on average), which independently supports the time origin chosen in Section 2.3. We therefore interpret the database as drying curves after 28 days of curing; the composition effects identified below refer to that age and may be larger at later ages.</w:t>
       </w:r>
     </w:p>
     <w:p>
@@ -3119,18 +3137,18 @@
           <wp:inline>
             <wp:extent cx="5334000" cy="3979422"/>
             <wp:effectExtent b="0" l="0" r="0" t="0"/>
-            <wp:docPr descr="Fig. 1. Reconstruction of the drying curves. (a) C-0.4 and (b) F40-0.4: raw short and long series and the rebuilt curve. (c) S40-0.6: inconsistent series, mix excluded. (d) Median RMS mismatch between the two series of each mix (w/b ≤ 0.5) when they are related by a time shift, a time scaling, or both." title="" id="26" name="Picture"/>
+            <wp:docPr descr="Fig. 1. Reconstruction of the drying curves. (a) C-0.4 and (b) F40-0.4: raw short and long series and the rebuilt curve. (c) S40-0.6: inconsistent series, mix excluded. (d) Median RMS mismatch between the two series of each mix (w/b ≤ 0.5) when they are related by a time shift, a time scaling, or both." title="" id="27" name="Picture"/>
             <a:graphic>
               <a:graphicData uri="http://schemas.openxmlformats.org/drawingml/2006/picture">
                 <pic:pic>
                   <pic:nvPicPr>
-                    <pic:cNvPr descr="fig/fig01_data.png" id="27" name="Picture"/>
+                    <pic:cNvPr descr="fig/fig01_data.png" id="28" name="Picture"/>
                     <pic:cNvPicPr>
                       <a:picLocks noChangeArrowheads="1" noChangeAspect="1"/>
                     </pic:cNvPicPr>
                   </pic:nvPicPr>
                   <pic:blipFill>
-                    <a:blip r:embed="rId25"/>
+                    <a:blip r:embed="rId26"/>
                     <a:stretch>
                       <a:fillRect/>
                     </a:stretch>
@@ -3175,9 +3193,9 @@
         <w:t xml:space="preserve">Reconstruction of the drying curves. (a) C-0.4 and (b) F40-0.4: raw short and long series and the rebuilt curve. (c) S40-0.6: inconsistent series, mix excluded. (d) Median RMS mismatch between the two series of each mix (w/b ≤ 0.5) when they are related by a time shift, a time scaling, or both.</w:t>
       </w:r>
     </w:p>
-    <w:bookmarkEnd w:id="28"/>
     <w:bookmarkEnd w:id="29"/>
-    <w:bookmarkStart w:id="35" w:name="moisture-transport-model"/>
+    <w:bookmarkEnd w:id="30"/>
+    <w:bookmarkStart w:id="36" w:name="moisture-transport-model"/>
     <w:p>
       <w:pPr>
         <w:pStyle w:val="Heading1"/>
@@ -3186,7 +3204,7 @@
         <w:t xml:space="preserve">3 Moisture transport model</w:t>
       </w:r>
     </w:p>
-    <w:bookmarkStart w:id="30" w:name="governing-equation-and-diffusivity"/>
+    <w:bookmarkStart w:id="31" w:name="governing-equation-and-diffusivity"/>
     <w:p>
       <w:pPr>
         <w:pStyle w:val="Heading2"/>
@@ -5175,8 +5193,8 @@
         </w:tc>
       </w:tr>
     </w:tbl>
-    <w:bookmarkEnd w:id="30"/>
-    <w:bookmarkStart w:id="34" w:name="X4beadbd745b30ec3fc1d90769696ccf961c02e2"/>
+    <w:bookmarkEnd w:id="31"/>
+    <w:bookmarkStart w:id="35" w:name="X4beadbd745b30ec3fc1d90769696ccf961c02e2"/>
     <w:p>
       <w:pPr>
         <w:pStyle w:val="Heading2"/>
@@ -5920,18 +5938,18 @@
           <wp:inline>
             <wp:extent cx="5334000" cy="2511058"/>
             <wp:effectExtent b="0" l="0" r="0" t="0"/>
-            <wp:docPr descr="Fig. 2. Disc model and one-dimensional slab. (a, b) Measured average saturation, disc model fitted to the data, and slab model (L = V/A) run with the same parameters. (c) Saturation in one quarter of the disc after 7 days for C-0.4; the edge dries from two sides." title="" id="32" name="Picture"/>
+            <wp:docPr descr="Fig. 2. Disc model and one-dimensional slab. (a, b) Measured average saturation, disc model fitted to the data, and slab model (L = V/A) run with the same parameters. (c) Saturation in one quarter of the disc after 7 days for C-0.4; the edge dries from two sides." title="" id="33" name="Picture"/>
             <a:graphic>
               <a:graphicData uri="http://schemas.openxmlformats.org/drawingml/2006/picture">
                 <pic:pic>
                   <pic:nvPicPr>
-                    <pic:cNvPr descr="fig/fig02_geometry.png" id="33" name="Picture"/>
+                    <pic:cNvPr descr="fig/fig02_geometry.png" id="34" name="Picture"/>
                     <pic:cNvPicPr>
                       <a:picLocks noChangeArrowheads="1" noChangeAspect="1"/>
                     </pic:cNvPicPr>
                   </pic:nvPicPr>
                   <pic:blipFill>
-                    <a:blip r:embed="rId31"/>
+                    <a:blip r:embed="rId32"/>
                     <a:stretch>
                       <a:fillRect/>
                     </a:stretch>
@@ -6002,9 +6020,9 @@
         <w:t xml:space="preserve">) run with the same parameters. (c) Saturation in one quarter of the disc after 7 days for C-0.4; the edge dries from two sides.</w:t>
       </w:r>
     </w:p>
-    <w:bookmarkEnd w:id="34"/>
     <w:bookmarkEnd w:id="35"/>
-    <w:bookmarkStart w:id="44" w:name="methods"/>
+    <w:bookmarkEnd w:id="36"/>
+    <w:bookmarkStart w:id="45" w:name="methods"/>
     <w:p>
       <w:pPr>
         <w:pStyle w:val="Heading1"/>
@@ -6013,7 +6031,7 @@
         <w:t xml:space="preserve">4 Methods</w:t>
       </w:r>
     </w:p>
-    <w:bookmarkStart w:id="36" w:name="numerical-solution-and-verification"/>
+    <w:bookmarkStart w:id="37" w:name="numerical-solution-and-verification"/>
     <w:p>
       <w:pPr>
         <w:pStyle w:val="Heading2"/>
@@ -6301,8 +6319,8 @@
         <w:t xml:space="preserve">and the classical parameter estimates to within 0.002 decade. For the slab, a differentiable version of the finite-volume scheme (linearly implicit Euler, 240 logarithmic time steps) is used instead.</w:t>
       </w:r>
     </w:p>
-    <w:bookmarkEnd w:id="36"/>
-    <w:bookmarkStart w:id="37" w:name="classical-inversion-and-identifiability"/>
+    <w:bookmarkEnd w:id="37"/>
+    <w:bookmarkStart w:id="38" w:name="classical-inversion-and-identifiability"/>
     <w:p>
       <w:pPr>
         <w:pStyle w:val="Heading2"/>
@@ -6484,7 +6502,24 @@
         <w:t xml:space="preserve"> </w:t>
       </w:r>
       <w:r>
-        <w:t xml:space="preserve">stays below 3.84. Digitised curves have strongly autocorrelated residuals, so the number of points</w:t>
+        <w:t xml:space="preserve">stays below</w:t>
+      </w:r>
+      <w:r>
+        <w:t xml:space="preserve"> </w:t>
+      </w:r>
+      <m:oMath>
+        <m:r>
+          <m:t>3.84</m:t>
+        </m:r>
+        <m:r>
+          <m:t> </m:t>
+        </m:r>
+        <m:r>
+          <m:t>c</m:t>
+        </m:r>
+      </m:oMath>
+      <w:r>
+        <w:t xml:space="preserve">. Digitised curves have strongly autocorrelated residuals, so the number of points</w:t>
       </w:r>
       <w:r>
         <w:t xml:space="preserve"> </w:t>
@@ -6621,7 +6656,21 @@
         <w:t xml:space="preserve"> </w:t>
       </w:r>
       <w:r>
-        <w:t xml:space="preserve">the lag-1 autocorrelation of the residuals; this widens the intervals. Third, synthetic curves with known parameters, generated on a finer mesh (36 × 24) than the one used for inversion, were inverted with and without perturbations (Section 5.2). The shared exponent</w:t>
+        <w:t xml:space="preserve">the lag-1 autocorrelation of the residuals. Because this correction is itself approximate, its coverage was checked by simulation: for every mix, 100 replicate curves were generated from the fitted model with AR(1) errors having the residual standard deviation and lag-1 autocorrelation of that curve, and each replicate was analysed exactly as the data. The factor</w:t>
+      </w:r>
+      <w:r>
+        <w:t xml:space="preserve"> </w:t>
+      </w:r>
+      <m:oMath>
+        <m:r>
+          <m:t>c</m:t>
+        </m:r>
+      </m:oMath>
+      <w:r>
+        <w:t xml:space="preserve"> </w:t>
+      </w:r>
+      <w:r>
+        <w:t xml:space="preserve">is the value that gives 95% coverage over all replicates, determined separately for each parameter. The resulting intervals are approximate: they assume AR(1) errors. Third, synthetic curves with known parameters, generated on a finer mesh (36 × 24) than the one used for inversion, were inverted with and without perturbations (Section 5.2). The shared exponent</w:t>
       </w:r>
       <w:r>
         <w:t xml:space="preserve"> </w:t>
@@ -6638,8 +6687,8 @@
         <w:t xml:space="preserve">was selected by profiling the total misfit of five training mixes; including or excluding the withheld mix C-0.5 does not change the choice.</w:t>
       </w:r>
     </w:p>
-    <w:bookmarkEnd w:id="37"/>
-    <w:bookmarkStart w:id="41" w:name="X43c56a4334f4e704897dc56e81fb6343f7e0770"/>
+    <w:bookmarkEnd w:id="38"/>
+    <w:bookmarkStart w:id="42" w:name="X43c56a4334f4e704897dc56e81fb6343f7e0770"/>
     <w:p>
       <w:pPr>
         <w:pStyle w:val="Heading2"/>
@@ -7542,7 +7591,7 @@
         <w:t xml:space="preserve"> </w:t>
       </w:r>
       <w:r>
-        <w:t xml:space="preserve">(Adam, 4000 iterations).</w:t>
+        <w:t xml:space="preserve">(Adam, 4000 iterations, weight decay 10⁻⁵).</w:t>
       </w:r>
     </w:p>
     <w:p>
@@ -7550,7 +7599,17 @@
         <w:pStyle w:val="BodyText"/>
       </w:pPr>
       <w:r>
-        <w:t xml:space="preserve">The hyper-parameters of the PENN and of the data-driven network were checked by an inner leave-one-family-out cross-validation restricted to the training mixes (Appendix C), so that no setting was chosen with information from the withheld mixes.</w:t>
+        <w:rPr>
+          <w:bCs/>
+          <w:b/>
+        </w:rPr>
+        <w:t xml:space="preserve">Choice of settings.</w:t>
+      </w:r>
+      <w:r>
+        <w:t xml:space="preserve"> </w:t>
+      </w:r>
+      <w:r>
+        <w:t xml:space="preserve">The settings of the PENN and of the data-driven network given above were fixed in the original study, before this analysis, and are retained for both model classes so that neither is tuned more than the other. To check them without using the withheld mixes, every setting was also compared in an inner leave-one-family-out cross-validation restricted to the training mixes (Appendix C). For the PENN the original setting lies within 0.001 RMSE of the best configuration in the inner validation. For the data-driven network it prefers a ten times stronger weight decay (10⁻³); this inner-CV setting is therefore reported as a second data-driven baseline in every validation scheme, and conclusions about the data-driven approach are drawn only where both settings agree. Neither the choice of the primary setting nor the interpretation uses the accuracy on the withheld mixes.</w:t>
       </w:r>
     </w:p>
     <w:p>
@@ -7562,18 +7621,18 @@
           <wp:inline>
             <wp:extent cx="5334000" cy="2242494"/>
             <wp:effectExtent b="0" l="0" r="0" t="0"/>
-            <wp:docPr descr="Fig. 3. Physics-embedded neural network. The parameter network predicts the transport parameters from the composition; the tabulated solver returns the average saturation; the data misfit is back-propagated through the solver to the network weights. In the two-stage route, the parameters are instead identified mix by mix and then regressed on composition." title="" id="39" name="Picture"/>
+            <wp:docPr descr="Fig. 3. Physics-embedded neural network. The parameter network predicts the transport parameters from the composition; the tabulated solver returns the average saturation; the data misfit is back-propagated through the solver to the network weights. In the two-stage route, the parameters are instead identified mix by mix and then regressed on composition." title="" id="40" name="Picture"/>
             <a:graphic>
               <a:graphicData uri="http://schemas.openxmlformats.org/drawingml/2006/picture">
                 <pic:pic>
                   <pic:nvPicPr>
-                    <pic:cNvPr descr="fig/fig03_workflow.png" id="40" name="Picture"/>
+                    <pic:cNvPr descr="fig/fig03_workflow.png" id="41" name="Picture"/>
                     <pic:cNvPicPr>
                       <a:picLocks noChangeArrowheads="1" noChangeAspect="1"/>
                     </pic:cNvPicPr>
                   </pic:nvPicPr>
                   <pic:blipFill>
-                    <a:blip r:embed="rId38"/>
+                    <a:blip r:embed="rId39"/>
                     <a:stretch>
                       <a:fillRect/>
                     </a:stretch>
@@ -7618,8 +7677,8 @@
         <w:t xml:space="preserve">Physics-embedded neural network. The parameter network predicts the transport parameters from the composition; the tabulated solver returns the average saturation; the data misfit is back-propagated through the solver to the network weights. In the two-stage route, the parameters are instead identified mix by mix and then regressed on composition.</w:t>
       </w:r>
     </w:p>
-    <w:bookmarkEnd w:id="41"/>
-    <w:bookmarkStart w:id="42" w:name="physics-informed-neural-network"/>
+    <w:bookmarkEnd w:id="42"/>
+    <w:bookmarkStart w:id="43" w:name="physics-informed-neural-network"/>
     <w:p>
       <w:pPr>
         <w:pStyle w:val="Heading2"/>
@@ -8528,8 +8587,8 @@
         <w:t xml:space="preserve">, which bounds the speed of the drying front at early times, the PINN converged in every trial to a trivial field that dries almost instantly, a known failure mode for stiff transport problems [25, 27] that causal weighting of the residual [27] did not remove.</w:t>
       </w:r>
     </w:p>
-    <w:bookmarkEnd w:id="42"/>
-    <w:bookmarkStart w:id="43" w:name="validation-protocol"/>
+    <w:bookmarkEnd w:id="43"/>
+    <w:bookmarkStart w:id="44" w:name="validation-protocol"/>
     <w:p>
       <w:pPr>
         <w:pStyle w:val="Heading2"/>
@@ -8579,7 +8638,21 @@
         <w:t xml:space="preserve"> </w:t>
       </w:r>
       <w:r>
-        <w:t xml:space="preserve">Leave-one-mix-out (LOMO, 20 folds) and leave-one-binder-family-out (LOFO, 7 folds), one seed per fold. Because the points of one curve are not independent, the mix is the statistical unit: methods are compared through per-mix RMSE differences, with 95% bootstrap intervals (10 000 resamples of the mixes [37]) and Wilcoxon signed-rank tests.</w:t>
+        <w:t xml:space="preserve">Leave-one-mix-out (LOMO, 20 folds) and leave-one-binder-family-out (LOFO, 7 folds), one seed per fold. Because the points of one curve are not independent, the mix is the statistical unit: methods are compared through per-mix RMSE differences, with 95% bootstrap intervals (10 000 resamples of the mixes [37]) and Wilcoxon signed-rank tests. Because mixes of the same binder family share most of their composition, the comparison was repeated with the binder family as the unit: per-mix differences are averaged within each of the seven families, and the family means are resampled (cluster bootstrap) and tested with the Wilcoxon test; with seven families the smallest attainable two-sided</w:t>
+      </w:r>
+      <w:r>
+        <w:t xml:space="preserve"> </w:t>
+      </w:r>
+      <m:oMath>
+        <m:r>
+          <m:t>p</m:t>
+        </m:r>
+      </m:oMath>
+      <w:r>
+        <w:t xml:space="preserve"> </w:t>
+      </w:r>
+      <w:r>
+        <w:t xml:space="preserve">is 0.016. A non-significant difference does not show that two methods are equally accurate; to judge practical equivalence we use a margin of ±0.002 in per-mix RMSE, about one third of the residual RMSE of direct per-mix fits (0.0063) and below the digitisation uncertainty. Two methods are called practically equivalent when the 90% family-level interval of their difference lies within this margin (two one-sided tests at the 5% level). The margin was set during this revision, after the main comparisons had been run, so this criterion is descriptive rather than a pre-registered test.</w:t>
       </w:r>
     </w:p>
     <w:p>
@@ -8994,9 +9067,9 @@
         <w:t xml:space="preserve">pooled over all points of a test set, and per mix. All computations ran on a single CPU core.</w:t>
       </w:r>
     </w:p>
-    <w:bookmarkEnd w:id="43"/>
     <w:bookmarkEnd w:id="44"/>
-    <w:bookmarkStart w:id="85" w:name="results"/>
+    <w:bookmarkEnd w:id="45"/>
+    <w:bookmarkStart w:id="86" w:name="results"/>
     <w:p>
       <w:pPr>
         <w:pStyle w:val="Heading1"/>
@@ -9005,7 +9078,7 @@
         <w:t xml:space="preserve">5 Results</w:t>
       </w:r>
     </w:p>
-    <w:bookmarkStart w:id="45" w:name="numerical-verification"/>
+    <w:bookmarkStart w:id="46" w:name="numerical-verification"/>
     <w:p>
       <w:pPr>
         <w:pStyle w:val="Heading2"/>
@@ -9205,8 +9278,8 @@
         <w:t xml:space="preserve">. Differences between the learning methods compared below are therefore not caused by numerical approximation.</w:t>
       </w:r>
     </w:p>
-    <w:bookmarkEnd w:id="45"/>
-    <w:bookmarkStart w:id="49" w:name="Xe7d9cf99bccede2d85d1dd15dac2997e0b800e9"/>
+    <w:bookmarkEnd w:id="46"/>
+    <w:bookmarkStart w:id="50" w:name="Xe7d9cf99bccede2d85d1dd15dac2997e0b800e9"/>
     <w:p>
       <w:pPr>
         <w:pStyle w:val="Heading2"/>
@@ -11378,33 +11451,7 @@
         <w:pStyle w:val="BodyText"/>
       </w:pPr>
       <w:r>
-        <w:t xml:space="preserve">The Jacobian gives only a local picture. The profile likelihoods (Fig. 4a–c) show a well-defined minimum for both parameters in every mix, with all 95% intervals inside the admissible range. The residuals of the digitised curves are strongly autocorrelated (median lag-1 correlation 0.63, so that a median of 46 points carries the information of about 11 independent ones). With this correction,</w:t>
-      </w:r>
-      <w:r>
-        <w:t xml:space="preserve"> </w:t>
-      </w:r>
-      <m:oMath>
-        <m:sSub>
-          <m:e>
-            <m:r>
-              <m:t>D</m:t>
-            </m:r>
-          </m:e>
-          <m:sub>
-            <m:r>
-              <m:t>v</m:t>
-            </m:r>
-          </m:sub>
-        </m:sSub>
-      </m:oMath>
-      <w:r>
-        <w:t xml:space="preserve"> </w:t>
-      </w:r>
-      <w:r>
-        <w:t xml:space="preserve">is determined to within 0.03 decade (median width of the 95% interval; at most 0.23) and</w:t>
-      </w:r>
-      <w:r>
-        <w:t xml:space="preserve"> </w:t>
+        <w:t xml:space="preserve">The Jacobian gives only a local picture, and it assumes independent errors. The profile likelihoods (Fig. 4a–c) show a well-defined minimum for both parameters in every mix. The residuals of the digitised curves, however, are strongly autocorrelated (median lag-1 correlation 0.63, so that a median of 46 points carries the information of about 11 independent ones). A simulation with correlated errors matched to each curve shows how much this matters for the 95% intervals (Section 4.2): intervals that treat the points as independent, from the profile or from the Jacobian, contain the true value in only 67% (</w:t>
       </w:r>
       <m:oMath>
         <m:sSub>
@@ -11424,33 +11471,224 @@
         </m:sSub>
       </m:oMath>
       <w:r>
-        <w:t xml:space="preserve"> </w:t>
-      </w:r>
-      <w:r>
-        <w:t xml:space="preserve">to within 0.32 decade, but up to 1.5 decade for F20S20-0.3. The intervals that ignore autocorrelation are about half as wide (median 0.12 decade for</w:t>
-      </w:r>
-      <w:r>
-        <w:t xml:space="preserve"> </w:t>
+        <w:t xml:space="preserve">) and 64% (</w:t>
       </w:r>
       <m:oMath>
         <m:sSub>
           <m:e>
             <m:r>
-              <m:t>K</m:t>
+              <m:t>D</m:t>
             </m:r>
           </m:e>
           <m:sub>
             <m:r>
-              <m:rPr>
-                <m:nor/>
-              </m:rPr>
-              <m:t>int</m:t>
+              <m:t>v</m:t>
             </m:r>
           </m:sub>
         </m:sSub>
       </m:oMath>
       <w:r>
-        <w:t xml:space="preserve">) and would overstate the precision. The reference diffusivity is thus a precise quantity, whereas the permeability is known only to a few tenths of a decade from a drying curve.</w:t>
+        <w:t xml:space="preserve">) of the replicates. Replacing</w:t>
+      </w:r>
+      <w:r>
+        <w:t xml:space="preserve"> </w:t>
+      </w:r>
+      <m:oMath>
+        <m:r>
+          <m:t>N</m:t>
+        </m:r>
+      </m:oMath>
+      <w:r>
+        <w:t xml:space="preserve"> </w:t>
+      </w:r>
+      <w:r>
+        <w:t xml:space="preserve">by</w:t>
+      </w:r>
+      <w:r>
+        <w:t xml:space="preserve"> </w:t>
+      </w:r>
+      <m:oMath>
+        <m:sSub>
+          <m:e>
+            <m:r>
+              <m:t>N</m:t>
+            </m:r>
+          </m:e>
+          <m:sub>
+            <m:r>
+              <m:t>e</m:t>
+            </m:r>
+            <m:r>
+              <m:t>x</m:t>
+            </m:r>
+            <m:r>
+              <m:t>t</m:t>
+            </m:r>
+            <m:r>
+              <m:t>e</m:t>
+            </m:r>
+            <m:r>
+              <m:t>f</m:t>
+            </m:r>
+            <m:r>
+              <m:t>f</m:t>
+            </m:r>
+          </m:sub>
+        </m:sSub>
+      </m:oMath>
+      <w:r>
+        <w:t xml:space="preserve"> </w:t>
+      </w:r>
+      <w:r>
+        <w:t xml:space="preserve">raises the coverage to 90% and 88%, still below the nominal level, and scaling the deviance threshold by 1.46 (</w:t>
+      </w:r>
+      <m:oMath>
+        <m:sSub>
+          <m:e>
+            <m:r>
+              <m:t>K</m:t>
+            </m:r>
+          </m:e>
+          <m:sub>
+            <m:r>
+              <m:t>e</m:t>
+            </m:r>
+            <m:r>
+              <m:t>x</m:t>
+            </m:r>
+            <m:r>
+              <m:t>t</m:t>
+            </m:r>
+            <m:r>
+              <m:t>i</m:t>
+            </m:r>
+            <m:r>
+              <m:t>n</m:t>
+            </m:r>
+            <m:r>
+              <m:t>t</m:t>
+            </m:r>
+          </m:sub>
+        </m:sSub>
+      </m:oMath>
+      <w:r>
+        <w:t xml:space="preserve">) and 1.78 (</w:t>
+      </w:r>
+      <m:oMath>
+        <m:sSub>
+          <m:e>
+            <m:r>
+              <m:t>D</m:t>
+            </m:r>
+          </m:e>
+          <m:sub>
+            <m:r>
+              <m:t>v</m:t>
+            </m:r>
+          </m:sub>
+        </m:sSub>
+      </m:oMath>
+      <w:r>
+        <w:t xml:space="preserve">) restores 95%. With these calibrated intervals,</w:t>
+      </w:r>
+      <w:r>
+        <w:t xml:space="preserve"> </w:t>
+      </w:r>
+      <m:oMath>
+        <m:sSub>
+          <m:e>
+            <m:r>
+              <m:t>D</m:t>
+            </m:r>
+          </m:e>
+          <m:sub>
+            <m:r>
+              <m:t>v</m:t>
+            </m:r>
+          </m:sub>
+        </m:sSub>
+      </m:oMath>
+      <w:r>
+        <w:t xml:space="preserve"> </w:t>
+      </w:r>
+      <w:r>
+        <w:t xml:space="preserve">is determined to within 0.05 decade (median width; at most 0.44) and</w:t>
+      </w:r>
+      <w:r>
+        <w:t xml:space="preserve"> </w:t>
+      </w:r>
+      <m:oMath>
+        <m:sSub>
+          <m:e>
+            <m:r>
+              <m:t>K</m:t>
+            </m:r>
+          </m:e>
+          <m:sub>
+            <m:r>
+              <m:t>e</m:t>
+            </m:r>
+            <m:r>
+              <m:t>x</m:t>
+            </m:r>
+            <m:r>
+              <m:t>t</m:t>
+            </m:r>
+            <m:r>
+              <m:t>i</m:t>
+            </m:r>
+            <m:r>
+              <m:t>n</m:t>
+            </m:r>
+            <m:r>
+              <m:t>t</m:t>
+            </m:r>
+          </m:sub>
+        </m:sSub>
+      </m:oMath>
+      <w:r>
+        <w:t xml:space="preserve"> </w:t>
+      </w:r>
+      <w:r>
+        <w:t xml:space="preserve">to within 0.42 decade. For 3 mixes with very strongly autocorrelated residuals (F10S10-0.5, F20S20-0.3, F40-0.3), the</w:t>
+      </w:r>
+      <w:r>
+        <w:t xml:space="preserve"> </w:t>
+      </w:r>
+      <m:oMath>
+        <m:sSub>
+          <m:e>
+            <m:r>
+              <m:t>K</m:t>
+            </m:r>
+          </m:e>
+          <m:sub>
+            <m:r>
+              <m:t>e</m:t>
+            </m:r>
+            <m:r>
+              <m:t>x</m:t>
+            </m:r>
+            <m:r>
+              <m:t>t</m:t>
+            </m:r>
+            <m:r>
+              <m:t>i</m:t>
+            </m:r>
+            <m:r>
+              <m:t>n</m:t>
+            </m:r>
+            <m:r>
+              <m:t>t</m:t>
+            </m:r>
+          </m:sub>
+        </m:sSub>
+      </m:oMath>
+      <w:r>
+        <w:t xml:space="preserve"> </w:t>
+      </w:r>
+      <w:r>
+        <w:t xml:space="preserve">interval reaches the bound of the admissible range: their permeability is constrained only on one side. The reference diffusivity is thus a precise quantity, whereas the permeability is known only to a few tenths of a decade from a drying curve, and not at all for some curves. These intervals rest on an AR(1) model of the digitisation errors and should be read as approximate.</w:t>
       </w:r>
     </w:p>
     <w:p>
@@ -11585,18 +11823,18 @@
           <wp:inline>
             <wp:extent cx="5334000" cy="4276538"/>
             <wp:effectExtent b="0" l="0" r="0" t="0"/>
-            <wp:docPr descr="Fig. 4. Identifiability. (a, b) Profile deviance, corrected for residual autocorrelation, of \log_{10} K_{\text{int}} and \log_{10} D_v for four mixes; the dashed line is the 95% threshold. (c) 95% profile intervals of \log_{10} K_{\text{int}} for all mixes, with and without the correction. (d) Recovery errors on synthetic curves with known parameters under five conditions (six parameter sets, three replicates for the noisy conditions)." title="" id="47" name="Picture"/>
+            <wp:docPr descr="Fig. 4. Identifiability. (a, b) Profile deviance, corrected for residual autocorrelation, of \log_{10} K_{\text{int}} and \log_{10} D_v for four mixes; the dashed line is the 95% threshold. (c) 95% profile intervals of \log_{10} K_{\text{int}} for all mixes, with and without the correction. (d) Recovery errors on synthetic curves with known parameters under five conditions (six parameter sets, three replicates for the noisy conditions)." title="" id="48" name="Picture"/>
             <a:graphic>
               <a:graphicData uri="http://schemas.openxmlformats.org/drawingml/2006/picture">
                 <pic:pic>
                   <pic:nvPicPr>
-                    <pic:cNvPr descr="fig/fig04_identifiability.png" id="48" name="Picture"/>
+                    <pic:cNvPr descr="fig/fig04_identifiability.png" id="49" name="Picture"/>
                     <pic:cNvPicPr>
                       <a:picLocks noChangeArrowheads="1" noChangeAspect="1"/>
                     </pic:cNvPicPr>
                   </pic:nvPicPr>
                   <pic:blipFill>
-                    <a:blip r:embed="rId46"/>
+                    <a:blip r:embed="rId47"/>
                     <a:stretch>
                       <a:fillRect/>
                     </a:stretch>
@@ -11761,8 +11999,8 @@
         <w:t xml:space="preserve">for all mixes, with and without the correction. (d) Recovery errors on synthetic curves with known parameters under five conditions (six parameter sets, three replicates for the noisy conditions).</w:t>
       </w:r>
     </w:p>
-    <w:bookmarkEnd w:id="49"/>
-    <w:bookmarkStart w:id="53" w:name="prediction-of-withheld-mixes"/>
+    <w:bookmarkEnd w:id="50"/>
+    <w:bookmarkStart w:id="54" w:name="prediction-of-withheld-mixes"/>
     <w:p>
       <w:pPr>
         <w:pStyle w:val="Heading2"/>
@@ -11799,7 +12037,7 @@
         <w:t xml:space="preserve"> </w:t>
       </w:r>
       <w:r>
-        <w:t xml:space="preserve">= 0.9931 (RMSE = 0.0137 ± 0.0002 over five seeds), two-stage inversion with linear regression 0.9934 (RMSE 0.0135), and the other two-stage and PENN variants lie between RMSE 0.0130 and 0.0141. The data-driven network is less accurate (RMSE 0.0202), and so is the Gaussian-process regression (RMSE 0.0204), which extrapolates poorly from 14 mixes. Fitting the model directly to the withheld curves, which uses their data, gives RMSE 0.0063; the difference with the predictive methods measures what is lost when the parameters must be inferred from three composition descriptors.</w:t>
+        <w:t xml:space="preserve">= 0.9931 (RMSE = 0.0137 ± 0.0002 over five seeds), two-stage inversion with linear regression 0.9934 (RMSE 0.0135), and the other two-stage and PENN variants lie between RMSE 0.0130 and 0.0141. The data-driven network is less accurate (RMSE 0.0202; 0.0309 with the setting chosen by inner cross-validation), and so is the Gaussian-process regression (RMSE 0.0204), which extrapolates poorly from 14 mixes. Fitting the model directly to the withheld curves, which uses their data, gives RMSE 0.0063; the difference with the predictive methods measures what is lost when the parameters must be inferred from three composition descriptors.</w:t>
       </w:r>
     </w:p>
     <w:p>
@@ -12410,6 +12648,56 @@
             </w:pPr>
             <w:r>
               <w:t xml:space="preserve">0.0202 ± 0.0008</w:t>
+            </w:r>
+          </w:p>
+        </w:tc>
+        <w:tc>
+          <w:tcPr/>
+          <w:p>
+            <w:pPr>
+              <w:pStyle w:val="Compact"/>
+              <w:jc w:val="center"/>
+            </w:pPr>
+            <w:r>
+              <w:t xml:space="preserve">12 s</w:t>
+            </w:r>
+          </w:p>
+        </w:tc>
+      </w:tr>
+      <w:tr>
+        <w:tc>
+          <w:tcPr/>
+          <w:p>
+            <w:pPr>
+              <w:pStyle w:val="Compact"/>
+              <w:jc w:val="left"/>
+            </w:pPr>
+            <w:r>
+              <w:t xml:space="preserve">Data-driven network, inner-CV setting</w:t>
+            </w:r>
+          </w:p>
+        </w:tc>
+        <w:tc>
+          <w:tcPr/>
+          <w:p>
+            <w:pPr>
+              <w:pStyle w:val="Compact"/>
+              <w:jc w:val="center"/>
+            </w:pPr>
+            <w:r>
+              <w:t xml:space="preserve">0.9654 ± 0.0012</w:t>
+            </w:r>
+          </w:p>
+        </w:tc>
+        <w:tc>
+          <w:tcPr/>
+          <w:p>
+            <w:pPr>
+              <w:pStyle w:val="Compact"/>
+              <w:jc w:val="center"/>
+            </w:pPr>
+            <w:r>
+              <w:t xml:space="preserve">0.0309 ± 0.0005</w:t>
             </w:r>
           </w:p>
         </w:tc>
@@ -13110,18 +13398,18 @@
           <wp:inline>
             <wp:extent cx="5334000" cy="3869208"/>
             <wp:effectExtent b="0" l="0" r="0" t="0"/>
-            <wp:docPr descr="Fig. 5. Drying curves of the six withheld mixes: experiment and predictions. Bands show the range over random seeds; R^2 refers to the PENN." title="" id="51" name="Picture"/>
+            <wp:docPr descr="Fig. 5. Drying curves of the six withheld mixes: experiment and predictions. Bands show the range over random seeds; R^2 refers to the PENN." title="" id="52" name="Picture"/>
             <a:graphic>
               <a:graphicData uri="http://schemas.openxmlformats.org/drawingml/2006/picture">
                 <pic:pic>
                   <pic:nvPicPr>
-                    <pic:cNvPr descr="fig/fig05_test_curves.png" id="52" name="Picture"/>
+                    <pic:cNvPr descr="fig/fig05_test_curves.png" id="53" name="Picture"/>
                     <pic:cNvPicPr>
                       <a:picLocks noChangeArrowheads="1" noChangeAspect="1"/>
                     </pic:cNvPicPr>
                   </pic:nvPicPr>
                   <pic:blipFill>
-                    <a:blip r:embed="rId50"/>
+                    <a:blip r:embed="rId51"/>
                     <a:stretch>
                       <a:fillRect/>
                     </a:stretch>
@@ -13189,8 +13477,8 @@
         <w:t xml:space="preserve">refers to the PENN.</w:t>
       </w:r>
     </w:p>
-    <w:bookmarkEnd w:id="53"/>
-    <w:bookmarkStart w:id="57" w:name="X41edd34f923296af2710619c7266e81cee30329"/>
+    <w:bookmarkEnd w:id="54"/>
+    <w:bookmarkStart w:id="58" w:name="X41edd34f923296af2710619c7266e81cee30329"/>
     <w:p>
       <w:pPr>
         <w:pStyle w:val="Heading2"/>
@@ -13227,7 +13515,7 @@
         <w:t xml:space="preserve"> </w:t>
       </w:r>
       <w:r>
-        <w:t xml:space="preserve">of 0.991–0.992, and the paired per-mix comparison finds no significant difference between the PENN and linear two-stage inversion (mean RMSE difference +0.0006, 95% interval −0.0012 to +0.0020; Wilcoxon</w:t>
+        <w:t xml:space="preserve">of 0.991–0.992, and the paired per-mix comparison detects no statistically significant difference between the PENN and linear two-stage inversion (mean RMSE difference +0.0006, 95% interval −0.0012 to +0.0020; Wilcoxon</w:t>
       </w:r>
       <w:r>
         <w:t xml:space="preserve"> </w:t>
@@ -13241,7 +13529,10 @@
         <w:t xml:space="preserve"> </w:t>
       </w:r>
       <w:r>
-        <w:t xml:space="preserve">= 0.09). The Gaussian-process and quadratic regressions are significantly worse (</w:t>
+        <w:t xml:space="preserve">= 0.09). With the binder family as the unit the result is the same (family-level</w:t>
+      </w:r>
+      <w:r>
+        <w:t xml:space="preserve"> </w:t>
       </w:r>
       <m:oMath>
         <m:r>
@@ -13252,7 +13543,46 @@
         <w:t xml:space="preserve"> </w:t>
       </w:r>
       <w:r>
-        <w:t xml:space="preserve">= 0.002 and 0.01).</w:t>
+        <w:t xml:space="preserve">= 0.375), and the 90% family-level interval, −0.0009 to +0.0018, lies within the ±0.002 equivalence margin; the same holds for the revised PENN (−0.0008 to +0.0009). The Gaussian-process and quadratic regressions are significantly worse than the PENN (</w:t>
+      </w:r>
+      <m:oMath>
+        <m:r>
+          <m:t>p</m:t>
+        </m:r>
+      </m:oMath>
+      <w:r>
+        <w:t xml:space="preserve"> </w:t>
+      </w:r>
+      <w:r>
+        <w:t xml:space="preserve">= 0.002 and 0.01). The original data-driven network is not significantly worse than the PENN in this scheme (−0.0025,</w:t>
+      </w:r>
+      <w:r>
+        <w:t xml:space="preserve"> </w:t>
+      </w:r>
+      <m:oMath>
+        <m:r>
+          <m:t>p</m:t>
+        </m:r>
+      </m:oMath>
+      <w:r>
+        <w:t xml:space="preserve"> </w:t>
+      </w:r>
+      <w:r>
+        <w:t xml:space="preserve">= 0.52), whereas the inner-CV setting is (pooled RMSE 0.0326,</w:t>
+      </w:r>
+      <w:r>
+        <w:t xml:space="preserve"> </w:t>
+      </w:r>
+      <m:oMath>
+        <m:r>
+          <m:t>p</m:t>
+        </m:r>
+      </m:oMath>
+      <w:r>
+        <w:t xml:space="preserve"> </w:t>
+      </w:r>
+      <w:r>
+        <w:t xml:space="preserve">&lt; 0.001); the comparison with the data-driven approach in leave-one-mix-out validation therefore depends on its setting.</w:t>
       </w:r>
     </w:p>
     <w:p>
@@ -13283,7 +13613,7 @@
         <w:t xml:space="preserve"> </w:t>
       </w:r>
       <w:r>
-        <w:t xml:space="preserve">≥ 0.962 for every mix, and again do not differ significantly from one another (PENN against linear inversion: +0.0005, interval −0.0011 to +0.0018,</w:t>
+        <w:t xml:space="preserve">≥ 0.962 for every mix, and again no statistically detectable difference is found between them (PENN against linear inversion: +0.0005, interval −0.0011 to +0.0018,</w:t>
       </w:r>
       <w:r>
         <w:t xml:space="preserve"> </w:t>
@@ -13297,53 +13627,7 @@
         <w:t xml:space="preserve"> </w:t>
       </w:r>
       <w:r>
-        <w:t xml:space="preserve">= 0.22). The flexible models fail for several mixes: the lowest per-mix</w:t>
-      </w:r>
-      <w:r>
-        <w:t xml:space="preserve"> </w:t>
-      </w:r>
-      <m:oMath>
-        <m:sSup>
-          <m:e>
-            <m:r>
-              <m:t>R</m:t>
-            </m:r>
-          </m:e>
-          <m:sup>
-            <m:r>
-              <m:t>2</m:t>
-            </m:r>
-          </m:sup>
-        </m:sSup>
-      </m:oMath>
-      <w:r>
-        <w:t xml:space="preserve"> </w:t>
-      </w:r>
-      <w:r>
-        <w:t xml:space="preserve">is 0.381 for the Gaussian process, 0.198 for quadratic regression and 0.218 for the data-driven network, which has 7 mixes below</w:t>
-      </w:r>
-      <w:r>
-        <w:t xml:space="preserve"> </w:t>
-      </w:r>
-      <m:oMath>
-        <m:sSup>
-          <m:e>
-            <m:r>
-              <m:t>R</m:t>
-            </m:r>
-          </m:e>
-          <m:sup>
-            <m:r>
-              <m:t>2</m:t>
-            </m:r>
-          </m:sup>
-        </m:sSup>
-      </m:oMath>
-      <w:r>
-        <w:t xml:space="preserve"> </w:t>
-      </w:r>
-      <w:r>
-        <w:t xml:space="preserve">= 0.95. The PENN is significantly more accurate than the data-driven network (mean per-mix RMSE difference −0.0172, interval −0.0283 to −0.0078,</w:t>
+        <w:t xml:space="preserve">= 0.22; family level</w:t>
       </w:r>
       <w:r>
         <w:t xml:space="preserve"> </w:t>
@@ -13357,7 +13641,140 @@
         <w:t xml:space="preserve"> </w:t>
       </w:r>
       <w:r>
-        <w:t xml:space="preserve">= 0.001). The quadratic and Gaussian-process regressions also use the transport model, so the failures are not caused by the absence of physics: they come from composition maps that are too flexible to extrapolate to a binder they have not seen. What generalises is the combination of the transport model with a low-capacity, nearly linear composition map, whether it is fitted in two stages or end to end.</w:t>
+        <w:t xml:space="preserve">= 0.469, 90% interval −0.0003 to +0.0012, within the equivalence margin). With seven families this is the outcome of a small number of independent units, and it applies to the binder families and composition range studied here. The flexible models fail for several mixes: the lowest per-mix</w:t>
+      </w:r>
+      <w:r>
+        <w:t xml:space="preserve"> </w:t>
+      </w:r>
+      <m:oMath>
+        <m:sSup>
+          <m:e>
+            <m:r>
+              <m:t>R</m:t>
+            </m:r>
+          </m:e>
+          <m:sup>
+            <m:r>
+              <m:t>2</m:t>
+            </m:r>
+          </m:sup>
+        </m:sSup>
+      </m:oMath>
+      <w:r>
+        <w:t xml:space="preserve"> </w:t>
+      </w:r>
+      <w:r>
+        <w:t xml:space="preserve">is 0.381 for the Gaussian process, 0.198 for quadratic regression and 0.218 for the data-driven network, which has 7 mixes below</w:t>
+      </w:r>
+      <w:r>
+        <w:t xml:space="preserve"> </w:t>
+      </w:r>
+      <m:oMath>
+        <m:sSup>
+          <m:e>
+            <m:r>
+              <m:t>R</m:t>
+            </m:r>
+          </m:e>
+          <m:sup>
+            <m:r>
+              <m:t>2</m:t>
+            </m:r>
+          </m:sup>
+        </m:sSup>
+      </m:oMath>
+      <w:r>
+        <w:t xml:space="preserve"> </w:t>
+      </w:r>
+      <w:r>
+        <w:t xml:space="preserve">= 0.95. The PENN is significantly more accurate than the data-driven network (mean per-mix RMSE difference −0.0172, interval −0.0283 to −0.0077,</w:t>
+      </w:r>
+      <w:r>
+        <w:t xml:space="preserve"> </w:t>
+      </w:r>
+      <m:oMath>
+        <m:r>
+          <m:t>p</m:t>
+        </m:r>
+      </m:oMath>
+      <w:r>
+        <w:t xml:space="preserve"> </w:t>
+      </w:r>
+      <w:r>
+        <w:t xml:space="preserve">= 0.001; family level</w:t>
+      </w:r>
+      <w:r>
+        <w:t xml:space="preserve"> </w:t>
+      </w:r>
+      <m:oMath>
+        <m:r>
+          <m:t>p</m:t>
+        </m:r>
+      </m:oMath>
+      <w:r>
+        <w:t xml:space="preserve"> </w:t>
+      </w:r>
+      <w:r>
+        <w:t xml:space="preserve">= 0.031). The inner-CV setting of the data-driven network avoids the worst failures (lowest per-mix</w:t>
+      </w:r>
+      <w:r>
+        <w:t xml:space="preserve"> </w:t>
+      </w:r>
+      <m:oMath>
+        <m:sSup>
+          <m:e>
+            <m:r>
+              <m:t>R</m:t>
+            </m:r>
+          </m:e>
+          <m:sup>
+            <m:r>
+              <m:t>2</m:t>
+            </m:r>
+          </m:sup>
+        </m:sSup>
+      </m:oMath>
+      <w:r>
+        <w:t xml:space="preserve"> </w:t>
+      </w:r>
+      <w:r>
+        <w:t xml:space="preserve">0.832) but is less accurate on average (pooled RMSE 0.0335, 7 mixes below 0.95; difference to the PENN −0.0167, family level</w:t>
+      </w:r>
+      <w:r>
+        <w:t xml:space="preserve"> </w:t>
+      </w:r>
+      <m:oMath>
+        <m:r>
+          <m:t>p</m:t>
+        </m:r>
+      </m:oMath>
+      <w:r>
+        <w:t xml:space="preserve"> </w:t>
+      </w:r>
+      <w:r>
+        <w:t xml:space="preserve">= 0.016), so the conclusion holds for both settings. At the family level, the advantage of the PENN over the quadratic regression remains significant (</w:t>
+      </w:r>
+      <m:oMath>
+        <m:r>
+          <m:t>p</m:t>
+        </m:r>
+      </m:oMath>
+      <w:r>
+        <w:t xml:space="preserve"> </w:t>
+      </w:r>
+      <w:r>
+        <w:t xml:space="preserve">= 0.016), while that over the Gaussian process, although its cluster-bootstrap interval (−0.0281 to −0.0040) excludes zero, is not significant by the Wilcoxon test with seven families (</w:t>
+      </w:r>
+      <m:oMath>
+        <m:r>
+          <m:t>p</m:t>
+        </m:r>
+      </m:oMath>
+      <w:r>
+        <w:t xml:space="preserve"> </w:t>
+      </w:r>
+      <w:r>
+        <w:t xml:space="preserve">= 0.078). The quadratic and Gaussian-process regressions also use the transport model, so the failures are not caused by the absence of physics: they come from composition maps that are too flexible to extrapolate to a binder they have not seen. What generalises is the combination of the transport model with a low-capacity, nearly linear composition map, whether it is fitted in two stages or end to end.</w:t>
       </w:r>
     </w:p>
     <w:p>
@@ -14470,6 +14887,104 @@
           </w:p>
         </w:tc>
       </w:tr>
+      <w:tr>
+        <w:tc>
+          <w:tcPr/>
+          <w:p>
+            <w:pPr>
+              <w:pStyle w:val="Compact"/>
+              <w:jc w:val="left"/>
+            </w:pPr>
+            <w:r>
+              <w:t xml:space="preserve">Data-driven network, inner-CV setting</w:t>
+            </w:r>
+          </w:p>
+        </w:tc>
+        <w:tc>
+          <w:tcPr/>
+          <w:p>
+            <w:pPr>
+              <w:pStyle w:val="Compact"/>
+              <w:jc w:val="center"/>
+            </w:pPr>
+            <w:r>
+              <w:t xml:space="preserve">0.9602</w:t>
+            </w:r>
+          </w:p>
+        </w:tc>
+        <w:tc>
+          <w:tcPr/>
+          <w:p>
+            <w:pPr>
+              <w:pStyle w:val="Compact"/>
+              <w:jc w:val="center"/>
+            </w:pPr>
+            <w:r>
+              <w:t xml:space="preserve">0.0326</w:t>
+            </w:r>
+          </w:p>
+        </w:tc>
+        <w:tc>
+          <w:tcPr/>
+          <w:p>
+            <w:pPr>
+              <w:pStyle w:val="Compact"/>
+              <w:jc w:val="center"/>
+            </w:pPr>
+            <w:r>
+              <w:t xml:space="preserve">0.845</w:t>
+            </w:r>
+          </w:p>
+        </w:tc>
+        <w:tc>
+          <w:tcPr/>
+          <w:p>
+            <w:pPr>
+              <w:pStyle w:val="Compact"/>
+              <w:jc w:val="center"/>
+            </w:pPr>
+            <w:r>
+              <w:t xml:space="preserve">0.9580</w:t>
+            </w:r>
+          </w:p>
+        </w:tc>
+        <w:tc>
+          <w:tcPr/>
+          <w:p>
+            <w:pPr>
+              <w:pStyle w:val="Compact"/>
+              <w:jc w:val="center"/>
+            </w:pPr>
+            <w:r>
+              <w:t xml:space="preserve">0.0335</w:t>
+            </w:r>
+          </w:p>
+        </w:tc>
+        <w:tc>
+          <w:tcPr/>
+          <w:p>
+            <w:pPr>
+              <w:pStyle w:val="Compact"/>
+              <w:jc w:val="center"/>
+            </w:pPr>
+            <w:r>
+              <w:t xml:space="preserve">0.832</w:t>
+            </w:r>
+          </w:p>
+        </w:tc>
+        <w:tc>
+          <w:tcPr/>
+          <w:p>
+            <w:pPr>
+              <w:pStyle w:val="Compact"/>
+              <w:jc w:val="center"/>
+            </w:pPr>
+            <w:r>
+              <w:t xml:space="preserve">7</w:t>
+            </w:r>
+          </w:p>
+        </w:tc>
+      </w:tr>
     </w:tbl>
     <w:p>
       <w:pPr>
@@ -14480,18 +14995,18 @@
           <wp:inline>
             <wp:extent cx="5334000" cy="3412873"/>
             <wp:effectExtent b="0" l="0" r="0" t="0"/>
-            <wp:docPr descr="Fig. 6. Model comparison. (a) Pooled RMSE in the three validation schemes. (b) Per-mix R^2 when the whole binder family is withheld; values below 0.80 are drawn at the lower edge and counted. (c) Mean per-mix RMSE differences between pairs of methods with 95% bootstrap intervals over mixes; filled symbols: Wilcoxon p &lt; 0.05." title="" id="55" name="Picture"/>
+            <wp:docPr descr="Fig. 6. Model comparison. (a) Pooled RMSE in the three validation schemes. (b) Per-mix R^2 when the whole binder family is withheld; values below 0.80 are drawn at the lower edge and counted. (c) Mean per-mix RMSE differences between pairs of methods with 95% bootstrap intervals over mixes; filled symbols: Wilcoxon p &lt; 0.05. “Inner CV” denotes the data-driven network with the setting selected by inner cross-validation (Section 4.3)." title="" id="56" name="Picture"/>
             <a:graphic>
               <a:graphicData uri="http://schemas.openxmlformats.org/drawingml/2006/picture">
                 <pic:pic>
                   <pic:nvPicPr>
-                    <pic:cNvPr descr="fig/fig06_comparison.png" id="56" name="Picture"/>
+                    <pic:cNvPr descr="fig/fig06_comparison.png" id="57" name="Picture"/>
                     <pic:cNvPicPr>
                       <a:picLocks noChangeArrowheads="1" noChangeAspect="1"/>
                     </pic:cNvPicPr>
                   </pic:nvPicPr>
                   <pic:blipFill>
-                    <a:blip r:embed="rId54"/>
+                    <a:blip r:embed="rId55"/>
                     <a:stretch>
                       <a:fillRect/>
                     </a:stretch>
@@ -14572,9 +15087,27 @@
       <w:r>
         <w:t xml:space="preserve">&lt; 0.05.</w:t>
       </w:r>
+      <w:r>
+        <w:t xml:space="preserve"> </w:t>
+      </w:r>
+      <w:r>
+        <w:t xml:space="preserve">“</w:t>
+      </w:r>
+      <w:r>
+        <w:t xml:space="preserve">Inner CV</w:t>
+      </w:r>
+      <w:r>
+        <w:t xml:space="preserve">”</w:t>
+      </w:r>
+      <w:r>
+        <w:t xml:space="preserve"> </w:t>
+      </w:r>
+      <w:r>
+        <w:t xml:space="preserve">denotes the data-driven network with the setting selected by inner cross-validation (Section 4.3).</w:t>
+      </w:r>
     </w:p>
-    <w:bookmarkEnd w:id="57"/>
-    <w:bookmarkStart w:id="64" w:name="robustness-and-data-efficiency"/>
+    <w:bookmarkEnd w:id="58"/>
+    <w:bookmarkStart w:id="65" w:name="robustness-and-data-efficiency"/>
     <w:p>
       <w:pPr>
         <w:pStyle w:val="Heading2"/>
@@ -15867,18 +16400,18 @@
           <wp:inline>
             <wp:extent cx="5334000" cy="2827020"/>
             <wp:effectExtent b="0" l="0" r="0" t="0"/>
-            <wp:docPr descr="Fig. 7. Robustness. (a) RMSE on the withheld mixes after perturbing the training data. (b) Largest shift of the identified or predicted \log_{10} K_{\text{int}} relative to the unperturbed reference." title="" id="59" name="Picture"/>
+            <wp:docPr descr="Fig. 7. Robustness. (a) RMSE on the withheld mixes after perturbing the training data. (b) Largest shift of the identified or predicted \log_{10} K_{\text{int}} relative to the unperturbed reference." title="" id="60" name="Picture"/>
             <a:graphic>
               <a:graphicData uri="http://schemas.openxmlformats.org/drawingml/2006/picture">
                 <pic:pic>
                   <pic:nvPicPr>
-                    <pic:cNvPr descr="fig/fig07_robustness.png" id="60" name="Picture"/>
+                    <pic:cNvPr descr="fig/fig07_robustness.png" id="61" name="Picture"/>
                     <pic:cNvPicPr>
                       <a:picLocks noChangeArrowheads="1" noChangeAspect="1"/>
                     </pic:cNvPicPr>
                   </pic:nvPicPr>
                   <pic:blipFill>
-                    <a:blip r:embed="rId58"/>
+                    <a:blip r:embed="rId59"/>
                     <a:stretch>
                       <a:fillRect/>
                     </a:stretch>
@@ -15979,7 +16512,7 @@
         <w:t xml:space="preserve"> </w:t>
       </w:r>
       <w:r>
-        <w:t xml:space="preserve">With 8, 11 or 14 training mixes, linear two-stage inversion and the PENN variants are equivalent; with 14 mixes the median RMSE over ten random draws is 0.0142 for linear inversion, 0.0162 for the PENN and 0.0159 for the revised PENN (Fig. 8a,b). With only five mixes, the original PENN is more accurate and more stable (median RMSE 0.0220, worst-mix</w:t>
+        <w:t xml:space="preserve">With 8, 11 or 14 training mixes, linear two-stage inversion and the PENN variants perform similarly; with 14 mixes the median RMSE over ten random draws is 0.0142 for linear inversion, 0.0162 for the PENN and 0.0159 for the revised PENN (Fig. 8a,b). With only five mixes, the original PENN is more accurate and more stable (median RMSE 0.0220, worst-mix</w:t>
       </w:r>
       <w:r>
         <w:t xml:space="preserve"> </w:t>
@@ -16032,18 +16565,18 @@
           <wp:inline>
             <wp:extent cx="5334000" cy="2720060"/>
             <wp:effectExtent b="0" l="0" r="0" t="0"/>
-            <wp:docPr descr="Fig. 8. Data efficiency. (a) Median pooled RMSE (band: interquartile range over ten random draws of the training mixes) and (b) median worst-mix R^2 against the number of training mixes. (c) RMSE on the complete withheld curves when the training curves are cut after a given drying time." title="" id="62" name="Picture"/>
+            <wp:docPr descr="Fig. 8. Data efficiency. (a) Median pooled RMSE (band: interquartile range over ten random draws of the training mixes) and (b) median worst-mix R^2 against the number of training mixes. (c) RMSE on the complete withheld curves when the training curves are cut after a given drying time." title="" id="63" name="Picture"/>
             <a:graphic>
               <a:graphicData uri="http://schemas.openxmlformats.org/drawingml/2006/picture">
                 <pic:pic>
                   <pic:nvPicPr>
-                    <pic:cNvPr descr="fig/fig08_efficiency.png" id="63" name="Picture"/>
+                    <pic:cNvPr descr="fig/fig08_efficiency.png" id="64" name="Picture"/>
                     <pic:cNvPicPr>
                       <a:picLocks noChangeArrowheads="1" noChangeAspect="1"/>
                     </pic:cNvPicPr>
                   </pic:nvPicPr>
                   <pic:blipFill>
-                    <a:blip r:embed="rId61"/>
+                    <a:blip r:embed="rId62"/>
                     <a:stretch>
                       <a:fillRect/>
                     </a:stretch>
@@ -16111,8 +16644,8 @@
         <w:t xml:space="preserve">against the number of training mixes. (c) RMSE on the complete withheld curves when the training curves are cut after a given drying time.</w:t>
       </w:r>
     </w:p>
-    <w:bookmarkEnd w:id="64"/>
-    <w:bookmarkStart w:id="65" w:name="Xdcfc2594da9ee00ddc34c924b76d20678abdef4"/>
+    <w:bookmarkEnd w:id="65"/>
+    <w:bookmarkStart w:id="66" w:name="Xdcfc2594da9ee00ddc34c924b76d20678abdef4"/>
     <w:p>
       <w:pPr>
         <w:pStyle w:val="Heading2"/>
@@ -16322,11 +16855,11 @@
         <w:t xml:space="preserve"> </w:t>
       </w:r>
       <w:r>
-        <w:t xml:space="preserve">0.962; Tables 4 and 6), and its permeabilities follow the classical estimates more closely (correlation 0.78, against 0.48 for the original PENN), falling inside the 95% profile interval of the classical estimate for 13 of the 20 mixes (original PENN: 9). A hidden regulariser or an under-converged optimiser can therefore bias a weakly identifiable parameter without any visible effect on the predicted curves; only the synthetic recovery test revealed it.</w:t>
+        <w:t xml:space="preserve">0.962; Tables 4 and 6), and its permeabilities follow the classical estimates more closely (correlation 0.78, against 0.48 for the original PENN), falling inside the 95% profile interval of the classical estimate for 15 of the 20 mixes (original PENN: 10). A hidden regulariser or an under-converged optimiser can therefore bias a weakly identifiable parameter without any visible effect on the predicted curves; only the synthetic recovery test revealed it.</w:t>
       </w:r>
     </w:p>
-    <w:bookmarkEnd w:id="65"/>
-    <w:bookmarkStart w:id="69" w:name="penn-versus-pinn-consistency"/>
+    <w:bookmarkEnd w:id="66"/>
+    <w:bookmarkStart w:id="70" w:name="penn-versus-pinn-consistency"/>
     <w:p>
       <w:pPr>
         <w:pStyle w:val="Heading2"/>
@@ -16348,7 +16881,7 @@
         <w:pStyle w:val="BodyText"/>
       </w:pPr>
       <w:r>
-        <w:t xml:space="preserve">The solver check is decisive (Fig. 9a,b). Run with the PENN parameters, the direct solver reproduces the PENN output with</w:t>
+        <w:t xml:space="preserve">The solver check reveals the inconsistency (Fig. 9a,b). Run with the PENN parameters, the direct solver reproduces the PENN output with</w:t>
       </w:r>
       <w:r>
         <w:t xml:space="preserve"> </w:t>
@@ -16399,7 +16932,7 @@
         <w:pStyle w:val="BodyText"/>
       </w:pPr>
       <w:r>
-        <w:t xml:space="preserve">Four diagnostic runs locate the cause (Fig. 9c,d and Appendix D). Starting the PINN from the classical parameters does not prevent the drift (bias −1.08 decade), and a ten times larger PDE weight barely changes it (−1.03). Training on synthetic curves generated by the slab solver from the classical parameters, i.e. without model error or noise, gives the same bias (−1.13) although the PINN then fits the data to RMSE 0.0003. Finally, with the parameters fixed at their classical values, the PINN reaches the same total loss as with free parameters (0.135 against 0.135), with a lower data misfit but a larger PDE residual (RMS 0.107 against 0.048), and its parameters then pass the solver check (</w:t>
+        <w:t xml:space="preserve">Four diagnostic runs narrow down the likely cause (Fig. 9c,d and Appendix D). Starting the PINN from the classical parameters does not prevent the drift (bias −1.08 decade), and a ten times larger PDE weight barely changes it (−1.03). Training on synthetic curves generated by the slab solver from the classical parameters, i.e. without model error or noise, gives the same bias (−1.13) although the PINN then fits the data to RMSE 0.0003. Finally, with the parameters fixed at their classical values, the PINN reaches the same total loss as with free parameters (0.135 against 0.135), with a lower data misfit but a larger PDE residual (RMS 0.107 against 0.048), and its parameters then pass the solver check (</w:t>
       </w:r>
       <m:oMath>
         <m:sSup>
@@ -16419,7 +16952,7 @@
         <w:t xml:space="preserve"> </w:t>
       </w:r>
       <w:r>
-        <w:t xml:space="preserve">= 0.9988). The PINN loss is therefore nearly flat along</w:t>
+        <w:t xml:space="preserve">= 0.9988). The PINN loss therefore appears nearly flat along</w:t>
       </w:r>
       <w:r>
         <w:t xml:space="preserve"> </w:t>
@@ -16442,7 +16975,7 @@
         </m:sSub>
       </m:oMath>
       <w:r>
-        <w:t xml:space="preserve">: the field network finds it easier to satisfy the residual with a too-low permeability, which slows the early capillary stage that the similarity ansatz represents least well, and the data term cannot tell the difference because that stage ends before the first measurement. The inconsistency is a property of the soft-constrained formulation for this problem, not of the data, the initialisation or the weighting. The saturation profiles of the two models differ most during the first two days (Fig. D.2).</w:t>
+        <w:t xml:space="preserve">. A plausible mechanism is that the field network satisfies the residual more easily with a too-low permeability, which slows the early capillary stage that the similarity ansatz represents least well, while the data term cannot tell the difference because that stage ends before the first measurement. Taken together, the runs indicate that the inconsistency arises from the soft-constrained formulation as implemented here rather than from the data, the initialisation or the loss weighting; other architectures and optimisers were not tested and may behave differently. The saturation profiles of the two models differ most during the first two days (Fig. D.2).</w:t>
       </w:r>
     </w:p>
     <w:p>
@@ -16920,18 +17453,18 @@
           <wp:inline>
             <wp:extent cx="5334000" cy="3482567"/>
             <wp:effectExtent b="0" l="0" r="0" t="0"/>
-            <wp:docPr descr="Fig. 9. PINN consistency on the slab model. (a, b) Average saturation computed by the direct solver with the parameters returned by the PINN and the PENN, against the output of each network. (c) Mean bias of the PINN permeability relative to the classical estimates in the diagnostic runs; a PINN with parameters fixed at the classical values has none. (d) Final loss terms with free and with classical parameters." title="" id="67" name="Picture"/>
+            <wp:docPr descr="Fig. 9. PINN consistency on the slab model. (a, b) Average saturation computed by the direct solver with the parameters returned by the PINN and the PENN, against the output of each network. (c) Mean bias of the PINN permeability relative to the classical estimates in the diagnostic runs; a PINN with parameters fixed at the classical values has none. (d) Final loss terms with free and with classical parameters." title="" id="68" name="Picture"/>
             <a:graphic>
               <a:graphicData uri="http://schemas.openxmlformats.org/drawingml/2006/picture">
                 <pic:pic>
                   <pic:nvPicPr>
-                    <pic:cNvPr descr="fig/fig09_pinn.png" id="68" name="Picture"/>
+                    <pic:cNvPr descr="fig/fig09_pinn.png" id="69" name="Picture"/>
                     <pic:cNvPicPr>
                       <a:picLocks noChangeArrowheads="1" noChangeAspect="1"/>
                     </pic:cNvPicPr>
                   </pic:nvPicPr>
                   <pic:blipFill>
-                    <a:blip r:embed="rId66"/>
+                    <a:blip r:embed="rId67"/>
                     <a:stretch>
                       <a:fillRect/>
                     </a:stretch>
@@ -16976,8 +17509,8 @@
         <w:t xml:space="preserve">PINN consistency on the slab model. (a, b) Average saturation computed by the direct solver with the parameters returned by the PINN and the PENN, against the output of each network. (c) Mean bias of the PINN permeability relative to the classical estimates in the diagnostic runs; a PINN with parameters fixed at the classical values has none. (d) Final loss terms with free and with classical parameters.</w:t>
       </w:r>
     </w:p>
-    <w:bookmarkEnd w:id="69"/>
-    <w:bookmarkStart w:id="76" w:name="Xe2d75dcd4b8f23ee12c4fab34d9b21d6a8efdf1"/>
+    <w:bookmarkEnd w:id="70"/>
+    <w:bookmarkStart w:id="77" w:name="Xe2d75dcd4b8f23ee12c4fab34d9b21d6a8efdf1"/>
     <w:p>
       <w:pPr>
         <w:pStyle w:val="Heading2"/>
@@ -17093,7 +17626,7 @@
         <w:t xml:space="preserve"> </w:t>
       </w:r>
       <w:r>
-        <w:t xml:space="preserve">less, and 20% slag least. This ranking agrees with the pore refinement produced by the pozzolanic and latent hydraulic reactions [1]. The permeabilities increase with w/b as well, but their profile intervals often overlap between neighbouring mixes, so differences of less than about 0.3 decade between individual mixes should not be interpreted.</w:t>
+        <w:t xml:space="preserve">less, and 20% slag least. This ranking agrees with the pore refinement produced by the pozzolanic and latent hydraulic reactions [1]. It refers to 28 days of curing (Section 2.4); since these reactions continue after 28 days, and the source reports larger admixture effects at 56 days [8], the effect of the SCMs is likely to be underestimated for older concrete. The permeabilities increase with w/b as well, but their profile intervals often overlap between neighbouring mixes, so differences of less than about 0.3 decade between individual mixes should not be interpreted.</w:t>
       </w:r>
     </w:p>
     <w:p>
@@ -17198,18 +17731,18 @@
           <wp:inline>
             <wp:extent cx="5334000" cy="2813755"/>
             <wp:effectExtent b="0" l="0" r="0" t="0"/>
-            <wp:docPr descr="Fig. 10. Transport parameters against w/b: (a) reference diffusivity and (b) intrinsic permeability. Open symbols: classical estimates with 95% profile intervals (corrected for autocorrelation). Filled symbols: predictions from composition by the PENN and the revised PENN (hold-out models)." title="" id="71" name="Picture"/>
+            <wp:docPr descr="Fig. 10. Transport parameters against w/b: (a) reference diffusivity and (b) intrinsic permeability. Open symbols: classical estimates with 95% profile intervals (corrected for autocorrelation). Filled symbols: predictions from composition by the PENN and the revised PENN (hold-out models)." title="" id="72" name="Picture"/>
             <a:graphic>
               <a:graphicData uri="http://schemas.openxmlformats.org/drawingml/2006/picture">
                 <pic:pic>
                   <pic:nvPicPr>
-                    <pic:cNvPr descr="fig/fig10_parameters.png" id="72" name="Picture"/>
+                    <pic:cNvPr descr="fig/fig10_parameters.png" id="73" name="Picture"/>
                     <pic:cNvPicPr>
                       <a:picLocks noChangeArrowheads="1" noChangeAspect="1"/>
                     </pic:cNvPicPr>
                   </pic:nvPicPr>
                   <pic:blipFill>
-                    <a:blip r:embed="rId70"/>
+                    <a:blip r:embed="rId71"/>
                     <a:stretch>
                       <a:fillRect/>
                     </a:stretch>
@@ -17263,18 +17796,18 @@
           <wp:inline>
             <wp:extent cx="5334000" cy="2352905"/>
             <wp:effectExtent b="0" l="0" r="0" t="0"/>
-            <wp:docPr descr="Fig. 11. Diffusivity predicted by the PENN: (a) vapour and capillary contributions for the withheld mix C-0.4; (b) effect of w/b and fly ash." title="" id="74" name="Picture"/>
+            <wp:docPr descr="Fig. 11. Diffusivity predicted by the PENN: (a) vapour and capillary contributions for the withheld mix C-0.4; (b) effect of w/b and fly ash." title="" id="75" name="Picture"/>
             <a:graphic>
               <a:graphicData uri="http://schemas.openxmlformats.org/drawingml/2006/picture">
                 <pic:pic>
                   <pic:nvPicPr>
-                    <pic:cNvPr descr="fig/fig11_diffusivity.png" id="75" name="Picture"/>
+                    <pic:cNvPr descr="fig/fig11_diffusivity.png" id="76" name="Picture"/>
                     <pic:cNvPicPr>
                       <a:picLocks noChangeArrowheads="1" noChangeAspect="1"/>
                     </pic:cNvPicPr>
                   </pic:nvPicPr>
                   <pic:blipFill>
-                    <a:blip r:embed="rId73"/>
+                    <a:blip r:embed="rId74"/>
                     <a:stretch>
                       <a:fillRect/>
                     </a:stretch>
@@ -17319,8 +17852,8 @@
         <w:t xml:space="preserve">Diffusivity predicted by the PENN: (a) vapour and capillary contributions for the withheld mix C-0.4; (b) effect of w/b and fly ash.</w:t>
       </w:r>
     </w:p>
-    <w:bookmarkEnd w:id="76"/>
-    <w:bookmarkStart w:id="80" w:name="sensitivity-to-the-modelling-assumptions"/>
+    <w:bookmarkEnd w:id="77"/>
+    <w:bookmarkStart w:id="81" w:name="sensitivity-to-the-modelling-assumptions"/>
     <w:p>
       <w:pPr>
         <w:pStyle w:val="Heading2"/>
@@ -19323,18 +19856,18 @@
           <wp:inline>
             <wp:extent cx="5334000" cy="2738817"/>
             <wp:effectExtent b="0" l="0" r="0" t="0"/>
-            <wp:docPr descr="Fig. 12. Sensitivity of the identified parameters to the modelling assumptions: mean (dot) and range (bar) over eight mixes of the shift of (a) \log_{10} D_v and (b) \log_{10} K_{\text{int}}, and (c) ratio of the fit RMSE to the reference model." title="" id="78" name="Picture"/>
+            <wp:docPr descr="Fig. 12. Sensitivity of the identified parameters to the modelling assumptions: mean (dot) and range (bar) over eight mixes of the shift of (a) \log_{10} D_v and (b) \log_{10} K_{\text{int}}, and (c) ratio of the fit RMSE to the reference model." title="" id="79" name="Picture"/>
             <a:graphic>
               <a:graphicData uri="http://schemas.openxmlformats.org/drawingml/2006/picture">
                 <pic:pic>
                   <pic:nvPicPr>
-                    <pic:cNvPr descr="fig/fig12_sensitivity.png" id="79" name="Picture"/>
+                    <pic:cNvPr descr="fig/fig12_sensitivity.png" id="80" name="Picture"/>
                     <pic:cNvPicPr>
                       <a:picLocks noChangeArrowheads="1" noChangeAspect="1"/>
                     </pic:cNvPicPr>
                   </pic:nvPicPr>
                   <pic:blipFill>
-                    <a:blip r:embed="rId77"/>
+                    <a:blip r:embed="rId78"/>
                     <a:stretch>
                       <a:fillRect/>
                     </a:stretch>
@@ -19455,8 +19988,8 @@
         <w:t xml:space="preserve">, and (c) ratio of the fit RMSE to the reference model.</w:t>
       </w:r>
     </w:p>
-    <w:bookmarkEnd w:id="80"/>
-    <w:bookmarkStart w:id="84" w:name="internal-saturation-fields"/>
+    <w:bookmarkEnd w:id="81"/>
+    <w:bookmarkStart w:id="85" w:name="internal-saturation-fields"/>
     <w:p>
       <w:pPr>
         <w:pStyle w:val="Heading2"/>
@@ -19507,18 +20040,18 @@
           <wp:inline>
             <wp:extent cx="5334000" cy="2531343"/>
             <wp:effectExtent b="0" l="0" r="0" t="0"/>
-            <wp:docPr descr="Fig. 13. Saturation in one quarter of the disc (drying faces at the top and right) predicted by the PENN for the withheld mixes C-0.4 and F20-0.3 after 1, 7 and 28 days. Contours: S = 0.75 (solid), 0.50 (dashed) and 0.25 (dotted)." title="" id="82" name="Picture"/>
+            <wp:docPr descr="Fig. 13. Saturation in one quarter of the disc (drying faces at the top and right) predicted by the PENN for the withheld mixes C-0.4 and F20-0.3 after 1, 7 and 28 days. Contours: S = 0.75 (solid), 0.50 (dashed) and 0.25 (dotted)." title="" id="83" name="Picture"/>
             <a:graphic>
               <a:graphicData uri="http://schemas.openxmlformats.org/drawingml/2006/picture">
                 <pic:pic>
                   <pic:nvPicPr>
-                    <pic:cNvPr descr="fig/fig13_fields.png" id="83" name="Picture"/>
+                    <pic:cNvPr descr="fig/fig13_fields.png" id="84" name="Picture"/>
                     <pic:cNvPicPr>
                       <a:picLocks noChangeArrowheads="1" noChangeAspect="1"/>
                     </pic:cNvPicPr>
                   </pic:nvPicPr>
                   <pic:blipFill>
-                    <a:blip r:embed="rId81"/>
+                    <a:blip r:embed="rId82"/>
                     <a:stretch>
                       <a:fillRect/>
                     </a:stretch>
@@ -19577,9 +20110,9 @@
         <w:t xml:space="preserve">= 0.75 (solid), 0.50 (dashed) and 0.25 (dotted).</w:t>
       </w:r>
     </w:p>
-    <w:bookmarkEnd w:id="84"/>
     <w:bookmarkEnd w:id="85"/>
-    <w:bookmarkStart w:id="90" w:name="discussion"/>
+    <w:bookmarkEnd w:id="86"/>
+    <w:bookmarkStart w:id="91" w:name="discussion"/>
     <w:p>
       <w:pPr>
         <w:pStyle w:val="Heading1"/>
@@ -19588,7 +20121,7 @@
         <w:t xml:space="preserve">6 Discussion</w:t>
       </w:r>
     </w:p>
-    <w:bookmarkStart w:id="86" w:name="Xa4ad086778d2cbadc3fbb14b3fde8a3321e54df"/>
+    <w:bookmarkStart w:id="87" w:name="Xa4ad086778d2cbadc3fbb14b3fde8a3321e54df"/>
     <w:p>
       <w:pPr>
         <w:pStyle w:val="Heading2"/>
@@ -19602,7 +20135,7 @@
         <w:pStyle w:val="FirstParagraph"/>
       </w:pPr>
       <w:r>
-        <w:t xml:space="preserve">The results do not support the claim that a physics-embedded network predicts drying more accurately than classical identification. On complete curves, with 8 or more training mixes, the PENN and two-stage inversion with a linear composition map are statistically indistinguishable, and the simpler method is slightly ahead on average. What makes both of them generalise is the same: a verified transport model, which turns composition into a full drying curve through two physically meaningful parameters, and a composition map simple enough to extrapolate. Flexible maps fail when a binder family is withheld whether or not the transport model is used, as the Gaussian-process and quadratic regressions show.</w:t>
+        <w:t xml:space="preserve">The results do not support the claim that a physics-embedded network predicts drying more accurately than classical identification. On complete curves, with 8 or more training mixes, no statistically detectable difference was found between the PENN and two-stage inversion with a linear composition map, either with mixes or with binder families as the unit, and the simpler method is slightly ahead on average. The family-level intervals of their difference lie within ±0.002 RMSE, a margin set in this revision, so within the conditions evaluated (one laboratory, seven binder families, w/b 0.3–0.5) any difference is small in practical terms; it remains possible that differences would appear for other binders, test conditions or larger databases. What makes both of them generalise is the same: a verified transport model, which turns composition into a full drying curve through two physically meaningful parameters, and a composition map simple enough to extrapolate. Flexible maps fail when a binder family is withheld whether or not the transport model is used, as the Gaussian-process and quadratic regressions show.</w:t>
       </w:r>
     </w:p>
     <w:p>
@@ -19613,8 +20146,8 @@
         <w:t xml:space="preserve">End-to-end training is useful in a narrower but practically relevant situation: when the individual curves do not constrain their parameters well. With curves of a few days, the PENN pools the information of all curves through the composition map and remains accurate where per-mix inversion becomes unstable; with very few training mixes, the regularised original PENN is the most stable model, an effect of its regularisation rather than of end-to-end training itself. It is also convenient: a new mix requires one network evaluation, curves of different length are used as they are, and further descriptors can be added without changing the solver. The price is a tabulated or differentiable solver and, as Section 5.6 showed, the need to check that the training settings do not bias the parameters. We would recommend synthetic recovery tests as a routine part of any such model.</w:t>
       </w:r>
     </w:p>
-    <w:bookmarkEnd w:id="86"/>
-    <w:bookmarkStart w:id="87" w:name="accuracy-is-not-identification"/>
+    <w:bookmarkEnd w:id="87"/>
+    <w:bookmarkStart w:id="88" w:name="accuracy-is-not-identification"/>
     <w:p>
       <w:pPr>
         <w:pStyle w:val="Heading2"/>
@@ -19651,7 +20184,7 @@
         <w:t xml:space="preserve"> </w:t>
       </w:r>
       <w:r>
-        <w:t xml:space="preserve">&gt; 0.99 for every mix, yet the profile likelihood shows that</w:t>
+        <w:t xml:space="preserve">&gt; 0.99 for every mix, yet the calibrated profile intervals show that</w:t>
       </w:r>
       <w:r>
         <w:t xml:space="preserve"> </w:t>
@@ -19677,7 +20210,7 @@
         <w:t xml:space="preserve"> </w:t>
       </w:r>
       <w:r>
-        <w:t xml:space="preserve">is uncertain by a few tenths of a decade, up to 1.5 decade, once the autocorrelation of digitised residuals is acknowledged. Second, the original PENN and the revised PENN predict the withheld curves equally well but differ in how faithfully they reproduce the variation of</w:t>
+        <w:t xml:space="preserve">is uncertain by a few tenths of a decade, and only bounded on one side for three mixes, once the autocorrelation of digitised residuals is acknowledged. Second, the original PENN and the revised PENN predict the withheld curves with similar accuracy but differ in how faithfully they reproduce the variation of</w:t>
       </w:r>
       <w:r>
         <w:t xml:space="preserve"> </w:t>
@@ -19737,11 +20270,11 @@
         <w:pStyle w:val="BodyText"/>
       </w:pPr>
       <w:r>
-        <w:t xml:space="preserve">The PINN result should not be generalised to all PINNs. It holds for this formulation, with hard-constrained boundary and initial conditions and a similarity ansatz, on a stiff nonlinear diffusion problem observed through spatial averages. Our diagnostics show that it is not a matter of initialisation or loss weighting, and the loss-landscape difficulties reported for PINNs [25, 28] are consistent with it. Other architectures or training strategies may do better, but any PINN used for parameter identification should be checked against an independent solver.</w:t>
+        <w:t xml:space="preserve">The PINN result should not be generalised to all PINNs. It holds for this formulation, with hard-constrained boundary and initial conditions and a similarity ansatz, on a stiff nonlinear diffusion problem observed through spatial averages. Our diagnostics indicate that initialisation and loss weighting are not the cause, and the result is consistent with the loss-landscape difficulties reported for PINNs [25, 28], but they do not exclude that a different architecture or optimiser would behave better. Other architectures or training strategies may do better, but any PINN used for parameter identification should be checked against an independent solver.</w:t>
       </w:r>
     </w:p>
-    <w:bookmarkEnd w:id="87"/>
-    <w:bookmarkStart w:id="88" w:name="limitations"/>
+    <w:bookmarkEnd w:id="88"/>
+    <w:bookmarkStart w:id="89" w:name="limitations"/>
     <w:p>
       <w:pPr>
         <w:pStyle w:val="Heading2"/>
@@ -19755,7 +20288,7 @@
         <w:pStyle w:val="FirstParagraph"/>
       </w:pPr>
       <w:r>
-        <w:t xml:space="preserve">The study rests on one published dataset. The curves were digitised from figures, their curing age and the sealing condition of the lateral surface are not recorded in the data file, and eight mixes (w/b = 0.6 and S20-0.5) could not be used. The digitisation errors are autocorrelated and affect</w:t>
+        <w:t xml:space="preserve">The study rests on one published dataset. The curves were digitised from figures; their curing age is inferred (28 days, Section 2.4) rather than recorded, the sealing condition of the lateral surface during drying is not reported, and eight mixes (w/b = 0.6 and S20-0.5) could not be used. The digitisation errors are autocorrelated and affect</w:t>
       </w:r>
       <w:r>
         <w:t xml:space="preserve"> </w:t>
@@ -19784,8 +20317,8 @@
         <w:t xml:space="preserve">in particular. The transport model is isothermal, at the 50 °C of the oven, and uses fixed constitutive constants; transferring the parameters to service temperatures requires a temperature-dependent model. The identified parameters are effective values conditional on these constants and should not be read as intrinsic properties without independent measurements, such as sorption isotherms, permeability tests or measured moisture profiles. No such measurements were available, so the identified parameters have been checked for consistency with the model, not validated experimentally. The absorption tests of the same programme [8] could provide such a validation if the raw data become available. Finally, the internal saturation fields are model predictions.</w:t>
       </w:r>
     </w:p>
-    <w:bookmarkEnd w:id="88"/>
-    <w:bookmarkStart w:id="89" w:name="engineering-implications"/>
+    <w:bookmarkEnd w:id="89"/>
+    <w:bookmarkStart w:id="90" w:name="engineering-implications"/>
     <w:p>
       <w:pPr>
         <w:pStyle w:val="Heading2"/>
@@ -19802,9 +20335,9 @@
         <w:t xml:space="preserve">For mix design and durability assessment, the study suggests a simple workflow. A drying test of moderate length gives a precise reference diffusivity and an order-of-magnitude permeability for each tested mix. Across a family of mixes, a transport model with a linear composition map, fitted in two stages or end to end, predicts the drying of untested compositions within the binder systems represented, and extrapolates to a new binder system with an accuracy close to that of a direct fit. Flexible machine-learning models trained on the same small database should not be used for such extrapolation. Where only short tests are available, joint end-to-end training is preferable to per-mix inversion. In all cases, the identified parameters inherit the uncertainty of the fixed constitutive constants, which should be stated when they are transferred to service-life models.</w:t>
       </w:r>
     </w:p>
-    <w:bookmarkEnd w:id="89"/>
     <w:bookmarkEnd w:id="90"/>
-    <w:bookmarkStart w:id="91" w:name="conclusions"/>
+    <w:bookmarkEnd w:id="91"/>
+    <w:bookmarkStart w:id="92" w:name="conclusions"/>
     <w:p>
       <w:pPr>
         <w:pStyle w:val="Heading1"/>
@@ -19830,7 +20363,7 @@
         </w:numPr>
       </w:pPr>
       <w:r>
-        <w:t xml:space="preserve">Average-saturation curves identify two parameters per mix. The reference diffusivity is determined to within 0.03 decade; the intrinsic permeability to within 0.32 decade (median 95% intervals corrected for autocorrelated residuals). Both depend on fixed constitutive constants, which shift them by up to 0.4 decade but preserve the ranking of the mixes.</w:t>
+        <w:t xml:space="preserve">Average-saturation curves identify two parameters per mix. The reference diffusivity is determined to within 0.05 decade; the intrinsic permeability to within 0.42 decade (median widths of approximate 95% intervals calibrated for autocorrelated residuals), and only on one side for three mixes. Both depend on fixed constitutive constants, which shift them by up to 0.4 decade but preserve the ranking of the mixes.</w:t>
       </w:r>
     </w:p>
     <w:p>
@@ -19865,7 +20398,7 @@
         <w:t xml:space="preserve"> </w:t>
       </w:r>
       <w:r>
-        <w:t xml:space="preserve">= 0.9931 (RMSE 0.0137). Classical inversion followed by linear regression on composition is equally accurate (RMSE 0.0135), and the two do not differ significantly in leave-one-mix-out or leave-one-binder-family-out validation.</w:t>
+        <w:t xml:space="preserve">= 0.9931 (RMSE 0.0137). Classical inversion followed by linear regression on composition gives similar accuracy (RMSE 0.0135); no statistically detectable difference between the two was found in leave-one-mix-out or leave-one-binder-family-out validation, and their family-level 90% intervals lie within a practical margin of ±0.002 RMSE under the conditions evaluated.</w:t>
       </w:r>
     </w:p>
     <w:p>
@@ -19877,7 +20410,7 @@
         </w:numPr>
       </w:pPr>
       <w:r>
-        <w:t xml:space="preserve">Generalisation to a new binder family requires the transport model and a low-capacity composition map. Gaussian-process, quadratic and data-driven models fail for several mixes (lowest</w:t>
+        <w:t xml:space="preserve">Generalisation to a new binder family requires the transport model and a low-capacity composition map. Gaussian-process, quadratic and data-driven models (the latter with either setting) are less accurate and fail for several mixes (lowest</w:t>
       </w:r>
       <w:r>
         <w:t xml:space="preserve"> </w:t>
@@ -19947,7 +20480,7 @@
         </w:numPr>
       </w:pPr>
       <w:r>
-        <w:t xml:space="preserve">A PINN trained on the same data fits the curves but returns permeabilities about 1.1 decade too low, which fail an independent solver check. The bias persists with exact synthetic data, a warm start and a larger PDE weight, and disappears only when the parameters are fixed: it is a property of the soft-constrained formulation for this problem.</w:t>
+        <w:t xml:space="preserve">A PINN trained on the same data fits the curves but returns permeabilities about 1.1 decade too low, which fail an independent solver check. The bias persists with exact synthetic data, a warm start and a larger PDE weight, and disappears only when the parameters are fixed. These diagnostics strongly suggest that it arises from the soft-constrained formulation used here rather than from the data or the settings tested; other PINN designs were not examined.</w:t>
       </w:r>
     </w:p>
     <w:p>
@@ -19958,8 +20491,8 @@
         <w:t xml:space="preserve">Future work should validate the identified parameters against independent measurements, in particular absorption tests and measured moisture profiles, extend the database beyond one laboratory, and propagate the parameter uncertainty to chloride-ingress predictions [11, 38].</w:t>
       </w:r>
     </w:p>
-    <w:bookmarkEnd w:id="91"/>
-    <w:bookmarkStart w:id="92" w:name="declarations"/>
+    <w:bookmarkEnd w:id="92"/>
+    <w:bookmarkStart w:id="93" w:name="declarations"/>
     <w:p>
       <w:pPr>
         <w:pStyle w:val="Heading1"/>
@@ -20092,8 +20625,8 @@
         <w:t xml:space="preserve">[Elsevier requires authors to disclose the use of generative AI tools in preparing the manuscript or code; state the tool and its purpose here.]</w:t>
       </w:r>
     </w:p>
-    <w:bookmarkEnd w:id="92"/>
-    <w:bookmarkStart w:id="93" w:name="appendix-a.-numerical-verification"/>
+    <w:bookmarkEnd w:id="93"/>
+    <w:bookmarkStart w:id="94" w:name="appendix-a.-numerical-verification"/>
     <w:p>
       <w:pPr>
         <w:pStyle w:val="Heading1"/>
@@ -20843,8 +21376,8 @@
         </w:tc>
       </w:tr>
     </w:tbl>
-    <w:bookmarkEnd w:id="93"/>
-    <w:bookmarkStart w:id="94" w:name="Xd5178824d5b56eaf9b64de860f8f88f4f37697b"/>
+    <w:bookmarkEnd w:id="94"/>
+    <w:bookmarkStart w:id="95" w:name="Xd5178824d5b56eaf9b64de860f8f88f4f37697b"/>
     <w:p>
       <w:pPr>
         <w:pStyle w:val="Heading1"/>
@@ -20858,7 +21391,7 @@
         <w:pStyle w:val="FirstParagraph"/>
       </w:pPr>
       <w:r>
-        <w:t xml:space="preserve">Before any change was made, the complete original pipeline was re-run from a clean copy of the code, starting from the raw digitised file: curve reconstruction, classical fits, tabulation of the disc solutions, all network trainings, cross-validation and verification. Table B.1 compares the regenerated results with those of the original analysis. 44 of 44 compared quantities agree within the stated tolerances.</w:t>
+        <w:t xml:space="preserve">Before any change was made, the complete original pipeline was re-run from a clean copy of the code, starting from the raw digitised file: curve reconstruction, classical fits, tabulation of the disc solutions, all network trainings, cross-validation and verification. Table B.1 compares the regenerated results with those of the original analysis. 46 of 46 compared quantities agree within the stated tolerances.</w:t>
       </w:r>
     </w:p>
     <w:p>
@@ -20876,7 +21409,7 @@
         <w:t xml:space="preserve"> </w:t>
       </w:r>
       <w:r>
-        <w:t xml:space="preserve">Independent re-run of the original pipeline. Tolerances allow for the random seeds of multi-start optimisation and, for the PINN, for non-deterministic floating-point reductions.</w:t>
+        <w:t xml:space="preserve">Independent re-run of the original pipeline. Tolerances allow for the random starting points of the multi-start optimisation; all network results, including the PINN, were reproduced exactly. The reconstructed data file holds 1,001 points, including the 69 flagged points of the w/b = 0.6 mixes; every result in this paper, in the original analysis and in the revision, was computed from the same file restricted to the 932 points with w/b ≤ 0.5.</w:t>
       </w:r>
     </w:p>
     <w:tbl>
@@ -20885,7 +21418,7 @@
         <w:tblW w:type="pct" w:w="5000"/>
         <w:jc w:val="center"/>
         <w:tblLook w:firstRow="1" w:lastRow="0" w:firstColumn="0" w:lastColumn="0" w:noHBand="0" w:noVBand="0" w:val="0020"/>
-        <w:tblCaption w:val="Table B.1. Independent re-run of the original pipeline. Tolerances allow for the random seeds of multi-start optimisation and, for the PINN, for non-deterministic floating-point reductions."/>
+        <w:tblCaption w:val="Table B.1. Independent re-run of the original pipeline. Tolerances allow for the random starting points of the multi-start optimisation; all network results, including the PINN, were reproduced exactly. The reconstructed data file holds 1,001 points, including the 69 flagged points of the w/b = 0.6 mixes; every result in this paper, in the original analysis and in the revision, was computed from the same file restricted to the 932 points with w/b ≤ 0.5."/>
       </w:tblPr>
       <w:tblGrid>
         <w:gridCol w:w="5503"/>
@@ -20955,7 +21488,7 @@
               <w:jc w:val="left"/>
             </w:pPr>
             <w:r>
-              <w:t xml:space="preserve">Cleaned data: number of points</w:t>
+              <w:t xml:space="preserve">Reconstructed data file: all points (incl. flagged w/b = 0.6)</w:t>
             </w:r>
           </w:p>
         </w:tc>
@@ -21005,31 +21538,31 @@
               <w:jc w:val="left"/>
             </w:pPr>
             <w:r>
-              <w:t xml:space="preserve">Cleaned data: largest difference in S</w:t>
-            </w:r>
-          </w:p>
-        </w:tc>
-        <w:tc>
-          <w:tcPr/>
-          <w:p>
-            <w:pPr>
-              <w:pStyle w:val="Compact"/>
-              <w:jc w:val="center"/>
-            </w:pPr>
-            <w:r>
-              <w:t xml:space="preserve">0</w:t>
-            </w:r>
-          </w:p>
-        </w:tc>
-        <w:tc>
-          <w:tcPr/>
-          <w:p>
-            <w:pPr>
-              <w:pStyle w:val="Compact"/>
-              <w:jc w:val="center"/>
-            </w:pPr>
-            <w:r>
-              <w:t xml:space="preserve">0</w:t>
+              <w:t xml:space="preserve">Reconstructed data file: flagged w/b = 0.6 points (excluded)</w:t>
+            </w:r>
+          </w:p>
+        </w:tc>
+        <w:tc>
+          <w:tcPr/>
+          <w:p>
+            <w:pPr>
+              <w:pStyle w:val="Compact"/>
+              <w:jc w:val="center"/>
+            </w:pPr>
+            <w:r>
+              <w:t xml:space="preserve">69</w:t>
+            </w:r>
+          </w:p>
+        </w:tc>
+        <w:tc>
+          <w:tcPr/>
+          <w:p>
+            <w:pPr>
+              <w:pStyle w:val="Compact"/>
+              <w:jc w:val="center"/>
+            </w:pPr>
+            <w:r>
+              <w:t xml:space="preserve">69</w:t>
             </w:r>
           </w:p>
         </w:tc>
@@ -21055,7 +21588,107 @@
               <w:jc w:val="left"/>
             </w:pPr>
             <w:r>
-              <w:t xml:space="preserve">Cleaned data: largest difference in t (d)</w:t>
+              <w:t xml:space="preserve">Points used in the analyses (w/b &lt;= 0.5)</w:t>
+            </w:r>
+          </w:p>
+        </w:tc>
+        <w:tc>
+          <w:tcPr/>
+          <w:p>
+            <w:pPr>
+              <w:pStyle w:val="Compact"/>
+              <w:jc w:val="center"/>
+            </w:pPr>
+            <w:r>
+              <w:t xml:space="preserve">932</w:t>
+            </w:r>
+          </w:p>
+        </w:tc>
+        <w:tc>
+          <w:tcPr/>
+          <w:p>
+            <w:pPr>
+              <w:pStyle w:val="Compact"/>
+              <w:jc w:val="center"/>
+            </w:pPr>
+            <w:r>
+              <w:t xml:space="preserve">932</w:t>
+            </w:r>
+          </w:p>
+        </w:tc>
+        <w:tc>
+          <w:tcPr/>
+          <w:p>
+            <w:pPr>
+              <w:pStyle w:val="Compact"/>
+              <w:jc w:val="center"/>
+            </w:pPr>
+            <w:r>
+              <w:t xml:space="preserve">reproduced</w:t>
+            </w:r>
+          </w:p>
+        </w:tc>
+      </w:tr>
+      <w:tr>
+        <w:tc>
+          <w:tcPr/>
+          <w:p>
+            <w:pPr>
+              <w:pStyle w:val="Compact"/>
+              <w:jc w:val="left"/>
+            </w:pPr>
+            <w:r>
+              <w:t xml:space="preserve">Reconstructed data: largest difference in S</w:t>
+            </w:r>
+          </w:p>
+        </w:tc>
+        <w:tc>
+          <w:tcPr/>
+          <w:p>
+            <w:pPr>
+              <w:pStyle w:val="Compact"/>
+              <w:jc w:val="center"/>
+            </w:pPr>
+            <w:r>
+              <w:t xml:space="preserve">0</w:t>
+            </w:r>
+          </w:p>
+        </w:tc>
+        <w:tc>
+          <w:tcPr/>
+          <w:p>
+            <w:pPr>
+              <w:pStyle w:val="Compact"/>
+              <w:jc w:val="center"/>
+            </w:pPr>
+            <w:r>
+              <w:t xml:space="preserve">0</w:t>
+            </w:r>
+          </w:p>
+        </w:tc>
+        <w:tc>
+          <w:tcPr/>
+          <w:p>
+            <w:pPr>
+              <w:pStyle w:val="Compact"/>
+              <w:jc w:val="center"/>
+            </w:pPr>
+            <w:r>
+              <w:t xml:space="preserve">reproduced</w:t>
+            </w:r>
+          </w:p>
+        </w:tc>
+      </w:tr>
+      <w:tr>
+        <w:tc>
+          <w:tcPr/>
+          <w:p>
+            <w:pPr>
+              <w:pStyle w:val="Compact"/>
+              <w:jc w:val="left"/>
+            </w:pPr>
+            <w:r>
+              <w:t xml:space="preserve">Reconstructed data: largest difference in t (d)</w:t>
             </w:r>
           </w:p>
         </w:tc>
@@ -23293,8 +23926,8 @@
         </w:tc>
       </w:tr>
     </w:tbl>
-    <w:bookmarkEnd w:id="94"/>
-    <w:bookmarkStart w:id="95" w:name="appendix-c.-hyper-parameter-check"/>
+    <w:bookmarkEnd w:id="95"/>
+    <w:bookmarkStart w:id="96" w:name="appendix-c.-hyper-parameter-check"/>
     <w:p>
       <w:pPr>
         <w:pStyle w:val="Heading1"/>
@@ -23308,7 +23941,30 @@
         <w:pStyle w:val="FirstParagraph"/>
       </w:pPr>
       <w:r>
-        <w:t xml:space="preserve">The settings of the PENN and of the data-driven network were compared with alternatives in an inner leave-one-family-out cross-validation on the 14 training mixes only (Table C.1). For the PENN, the original setting ranks 5 of 9 configurations, with an inner RMSE (0.0178) within 0.001 of the best (0.0173); the configuration selected by the inner validation gives RMSE 0.0138 on the withheld mixes, the same as the original setting. For the data-driven network the inner validation prefers a stronger weight decay (inner RMSE 0.0346 against 0.0826), but that configuration is less accurate on the withheld mixes (RMSE 0.0309) than the original one. The comparisons in the main text therefore do not favour the PENN through its settings.</w:t>
+        <w:t xml:space="preserve">The settings of the PENN and of the data-driven network were compared with alternatives in an inner leave-one-family-out cross-validation on the 14 training mixes only (Table C.1). For the PENN, the original setting ranks 5 of 9 configurations, with an inner RMSE (0.0178) within 0.001 of the best (0.0173); the configuration selected by the inner validation gives RMSE 0.0138 on the withheld mixes, the same as the original setting. For the data-driven network the inner validation prefers a ten times stronger weight decay (inner RMSE 0.0346 against 0.0826 for the original setting, which ranks last of four). The original setting is nevertheless kept as the primary baseline because it was fixed before this analysis, as was the PENN setting; this choice was made on that ground and not on test accuracy. The inner-CV setting is evaluated in every scheme and reported alongside (Tables 4 and 6, Fig. 6): hold-out RMSE 0.0309 (original 0.0202), leave-one-mix-out 0.0326 (0.0188), leave-one-family-out 0.0335 (0.0415), with lowest per-mix</w:t>
+      </w:r>
+      <w:r>
+        <w:t xml:space="preserve"> </w:t>
+      </w:r>
+      <m:oMath>
+        <m:sSup>
+          <m:e>
+            <m:r>
+              <m:t>R</m:t>
+            </m:r>
+          </m:e>
+          <m:sup>
+            <m:r>
+              <m:t>2</m:t>
+            </m:r>
+          </m:sup>
+        </m:sSup>
+      </m:oMath>
+      <w:r>
+        <w:t xml:space="preserve"> </w:t>
+      </w:r>
+      <w:r>
+        <w:t xml:space="preserve">0.832 against 0.218 in the last scheme. The PENN is significantly more accurate than either setting when a binder family is withheld, and in leave-one-mix-out validation it is significantly more accurate than the inner-CV setting but not than the original one. The inner-CV setting is thus more robust to extrapolation and less accurate on average; neither setting changes the conclusions drawn in Section 5.4.</w:t>
       </w:r>
     </w:p>
     <w:p>
@@ -23878,8 +24534,8 @@
         </w:tc>
       </w:tr>
     </w:tbl>
-    <w:bookmarkEnd w:id="95"/>
-    <w:bookmarkStart w:id="102" w:name="X50d33aa41fd3e3d231560ec3a6bdaf066aef261"/>
+    <w:bookmarkEnd w:id="96"/>
+    <w:bookmarkStart w:id="103" w:name="X50d33aa41fd3e3d231560ec3a6bdaf066aef261"/>
     <w:p>
       <w:pPr>
         <w:pStyle w:val="Heading1"/>
@@ -24562,18 +25218,18 @@
           <wp:inline>
             <wp:extent cx="5334000" cy="2225226"/>
             <wp:effectExtent b="0" l="0" r="0" t="0"/>
-            <wp:docPr descr="Fig. D.1. Training histories: (a) RMSE of the PENN on the training mixes (five seeds); (b) loss terms of the PINN (median and range over three seeds)." title="" id="97" name="Picture"/>
+            <wp:docPr descr="Fig. D.1. Training histories: (a) RMSE of the PENN on the training mixes (five seeds); (b) loss terms of the PINN (median and range over three seeds)." title="" id="98" name="Picture"/>
             <a:graphic>
               <a:graphicData uri="http://schemas.openxmlformats.org/drawingml/2006/picture">
                 <pic:pic>
                   <pic:nvPicPr>
-                    <pic:cNvPr descr="fig/figB1_convergence.png" id="98" name="Picture"/>
+                    <pic:cNvPr descr="fig/figB1_convergence.png" id="99" name="Picture"/>
                     <pic:cNvPicPr>
                       <a:picLocks noChangeArrowheads="1" noChangeAspect="1"/>
                     </pic:cNvPicPr>
                   </pic:nvPicPr>
                   <pic:blipFill>
-                    <a:blip r:embed="rId96"/>
+                    <a:blip r:embed="rId97"/>
                     <a:stretch>
                       <a:fillRect/>
                     </a:stretch>
@@ -24627,18 +25283,18 @@
           <wp:inline>
             <wp:extent cx="5334000" cy="2520429"/>
             <wp:effectExtent b="0" l="0" r="0" t="0"/>
-            <wp:docPr descr="Fig. D.2. Saturation profiles of three withheld mixes on the slab model, computed by the direct solver with the PENN parameters (solid) and by the PINN (dotted). The two differ most during the first two days." title="" id="100" name="Picture"/>
+            <wp:docPr descr="Fig. D.2. Saturation profiles of three withheld mixes on the slab model, computed by the direct solver with the PENN parameters (solid) and by the PINN (dotted). The two differ most during the first two days." title="" id="101" name="Picture"/>
             <a:graphic>
               <a:graphicData uri="http://schemas.openxmlformats.org/drawingml/2006/picture">
                 <pic:pic>
                   <pic:nvPicPr>
-                    <pic:cNvPr descr="fig/figB2_profiles_slab.png" id="101" name="Picture"/>
+                    <pic:cNvPr descr="fig/figB2_profiles_slab.png" id="102" name="Picture"/>
                     <pic:cNvPicPr>
                       <a:picLocks noChangeArrowheads="1" noChangeAspect="1"/>
                     </pic:cNvPicPr>
                   </pic:nvPicPr>
                   <pic:blipFill>
-                    <a:blip r:embed="rId99"/>
+                    <a:blip r:embed="rId100"/>
                     <a:stretch>
                       <a:fillRect/>
                     </a:stretch>
@@ -24683,8 +25339,8 @@
         <w:t xml:space="preserve">Saturation profiles of three withheld mixes on the slab model, computed by the direct solver with the PENN parameters (solid) and by the PINN (dotted). The two differ most during the first two days.</w:t>
       </w:r>
     </w:p>
-    <w:bookmarkEnd w:id="102"/>
-    <w:bookmarkStart w:id="103" w:name="references"/>
+    <w:bookmarkEnd w:id="103"/>
+    <w:bookmarkStart w:id="104" w:name="references"/>
     <w:p>
       <w:pPr>
         <w:pStyle w:val="Heading1"/>
@@ -24997,7 +25653,7 @@
         <w:t xml:space="preserve">[38] L. Yang, X. Meng, G.E. Karniadakis, B-PINNs: Bayesian physics-informed neural networks for forward and inverse PDE problems with noisy data, J. Comput. Phys. 425 (2021) 109913.</w:t>
       </w:r>
     </w:p>
-    <w:bookmarkEnd w:id="103"/>
+    <w:bookmarkEnd w:id="104"/>
     <w:sectPr>
       <w:footerReference w:type="default" r:id="rIdFtr1"/>
       <w:pgSz w:w="12240" w:h="15840"/>
@@ -25022,7 +25678,7 @@
         <w:annotationRef/>
       </w:r>
       <w:r>
-        <w:t xml:space="preserve">To be confirmed by the authors: (1) the curing age (28 or 56 days) of the digitised drying curves and the digitisation tool; (2) whether the lateral surface of the discs was sealed during drying. Zhuang et al. state that the sides were sealed with tape for the absorption test, but say nothing about drying. Section 5.9 shows that a sealed lateral face fits the data clearly worse.</w:t>
+        <w:t xml:space="preserve">To be confirmed by the authors: (1) which figure of Zhuang et al. was digitised (Fig. 2, 28 d, or Fig. 3, 56 d) and with which tool. Section 2.4 indicates 28 d; if the 56-day figure was used, Sections 2.4 and 5.8 must be revised. (2) Whether the lateral surface of the discs was sealed during drying. Zhuang et al. state that the sides were sealed with tape for the absorption test, but say nothing about drying. Section 5.9 shows that a sealed lateral face fits the data clearly worse.</w:t>
       </w:r>
     </w:p>
   </w:comment>
